--- a/tests/corpus_v2/docs/supply_0014.docx
+++ b/tests/corpus_v2/docs/supply_0014.docx
@@ -21,7 +21,13 @@
         <w:rPr>
           <w:b/>
         </w:rPr>
-        <w:t xml:space="preserve">№ 140/2025-С</w:t>
+        <w:t xml:space="preserve">№ </w:t>
+      </w:r>
+      <w:r>
+        <w:rPr>
+          <w:b/>
+        </w:rPr>
+        <w:t xml:space="preserve">9/18</w:t>
       </w:r>
     </w:p>
     <w:p/>
@@ -33,7 +39,7 @@
         <w:t xml:space="preserve">     </w:t>
       </w:r>
       <w:r>
-        <w:t xml:space="preserve">«02» ноября 2025 г.</w:t>
+        <w:t xml:space="preserve">2 ноября 2025 г.</w:t>
       </w:r>
     </w:p>
     <w:p/>
@@ -72,10 +78,10 @@
         <w:t xml:space="preserve">, именуемая в дальнейшем «Покупатель», действующая на основании свидетельства о государственной регистрации</w:t>
       </w:r>
       <w:r>
-        <w:t xml:space="preserve">, с другой стороны, совместно именуемые «Стороны», заключили настоящий </w:t>
-      </w:r>
-      <w:r>
-        <w:t xml:space="preserve">Договор № 56/2024-А</w:t>
+        <w:t xml:space="preserve">, с другой стороны, совместно именуемые «Стороны», заключили настоящий Договор № </w:t>
+      </w:r>
+      <w:r>
+        <w:t xml:space="preserve">66900/478-сс</w:t>
       </w:r>
       <w:r>
         <w:t xml:space="preserve"> (далее — Договор) о нижеследующем:</w:t>
@@ -114,7 +120,7 @@
         <w:t xml:space="preserve">Поставка осуществляется партиями на основании заявок Покупателя; срок отгрузки партии — </w:t>
       </w:r>
       <w:r>
-        <w:t xml:space="preserve">7 рабочих дней</w:t>
+        <w:t xml:space="preserve">в течение семи дней с момента выставления счета</w:t>
       </w:r>
       <w:r>
         <w:t xml:space="preserve">.</w:t>
@@ -150,7 +156,13 @@
         <w:t xml:space="preserve">2.1. Общая цена Договора: </w:t>
       </w:r>
       <w:r>
-        <w:t xml:space="preserve">не более 2 500 000 (Двух миллионов пятисот тысяч) рублей</w:t>
+        <w:t xml:space="preserve">33 700 000 (Тридцать три миллиона семьсот тысяч) руб. 00 копеек</w:t>
+      </w:r>
+      <w:r>
+        <w:t xml:space="preserve">, в т.ч. НДС </w:t>
+      </w:r>
+      <w:r>
+        <w:t xml:space="preserve">18%</w:t>
       </w:r>
       <w:r>
         <w:t xml:space="preserve">.</w:t>
@@ -161,7 +173,13 @@
         <w:t xml:space="preserve">2.2. Налог: </w:t>
       </w:r>
       <w:r>
-        <w:t xml:space="preserve">1/130 ключевой ставки ЦБ РФ</w:t>
+        <w:t xml:space="preserve">20 (двадцать) процентов от цены Договора</w:t>
+      </w:r>
+      <w:r>
+        <w:t xml:space="preserve">, но не более </w:t>
+      </w:r>
+      <w:r>
+        <w:t xml:space="preserve">5 (пять) процентов от цены Договора</w:t>
       </w:r>
       <w:r>
         <w:t xml:space="preserve">.</w:t>
@@ -172,7 +190,7 @@
         <w:t xml:space="preserve">2.3. Срок оплаты — </w:t>
       </w:r>
       <w:r>
-        <w:t xml:space="preserve">не позднее 21.02.2026</w:t>
+        <w:t xml:space="preserve">в течение 12 месяцев со дня предъявления требования</w:t>
       </w:r>
       <w:r>
         <w:t xml:space="preserve">.</w:t>
@@ -252,7 +270,7 @@
         <w:t xml:space="preserve">. Цена — </w:t>
       </w:r>
       <w:r>
-        <w:t xml:space="preserve">Тридцать четыре миллиона девятьсот тысяч четыреста шестнадцать рублей 00 копеек</w:t>
+        <w:t xml:space="preserve">____ руб. (_____)_____ коп., включая НДС ___ руб. (_____)_____ коп.</w:t>
       </w:r>
       <w:r>
         <w:t xml:space="preserve">.</w:t>
@@ -272,7 +290,7 @@
         <w:t xml:space="preserve">3.1. Место исполнения обязательств: </w:t>
       </w:r>
       <w:r>
-        <w:t xml:space="preserve">141400, г. Химки, просп. Тверская, д. 10, кв. 9</w:t>
+        <w:t xml:space="preserve">141400, г. Химки, пер. Промышленная, д. 69, кв. 50</w:t>
       </w:r>
       <w:r>
         <w:t xml:space="preserve">.</w:t>
@@ -289,7 +307,7 @@
         <w:t xml:space="preserve"> по телефону </w:t>
       </w:r>
       <w:r>
-        <w:t xml:space="preserve">+7 (499) 798-61-68</w:t>
+        <w:t xml:space="preserve">+7 (846) 177-14-38</w:t>
       </w:r>
       <w:r>
         <w:t xml:space="preserve">.</w:t>
@@ -300,7 +318,7 @@
         <w:t xml:space="preserve">3.3. Срок исполнения обязательств — </w:t>
       </w:r>
       <w:r>
-        <w:t xml:space="preserve">не более 12 месяцев с момента заключения кредитного договора</w:t>
+        <w:t xml:space="preserve">в течение тридцати рабочих дней с даты подписания Сторонами акта сдачи-приемки оказанных услуг</w:t>
       </w:r>
       <w:r>
         <w:t xml:space="preserve">.</w:t>
@@ -331,13 +349,13 @@
         <w:t xml:space="preserve">Размер неустойки за нарушение сроков оплаты: </w:t>
       </w:r>
       <w:r>
-        <w:t xml:space="preserve">НДС 20%</w:t>
+        <w:t xml:space="preserve">1/130 ключевой ставки ЦБ РФ годовых</w:t>
       </w:r>
       <w:r>
         <w:t xml:space="preserve">. Предельный размер ответственности: </w:t>
       </w:r>
       <w:r>
-        <w:t xml:space="preserve">7 (семь) процентов</w:t>
+        <w:t xml:space="preserve">0,5 процента годовых</w:t>
       </w:r>
       <w:r>
         <w:t xml:space="preserve">.</w:t>
@@ -359,7 +377,7 @@
         <w:t xml:space="preserve">Сторона, для которой создалась невозможность исполнения, обязана уведомить другую Сторону. Срок уведомления — </w:t>
       </w:r>
       <w:r>
-        <w:t xml:space="preserve">в течение 3 банковских дней с даты подписания Сторонами акта сдачи-приемки оказанных услуг</w:t>
+        <w:t xml:space="preserve">в течение 45 (Сорока пяти) банковских дней с момента выставления счета</w:t>
       </w:r>
       <w:r>
         <w:t xml:space="preserve">.</w:t>
@@ -373,13 +391,81 @@
         <w:t xml:space="preserve">Все споры и разногласия решаются путём переговоров. Претензионный порядок обязателен, срок ответа на претензию — </w:t>
       </w:r>
       <w:r>
-        <w:t xml:space="preserve">в течение 3 рабочих дней с момента выставления счета</w:t>
-      </w:r>
-      <w:r>
-        <w:t xml:space="preserve">.</w:t>
-      </w:r>
-    </w:p>
-    <w:p/>
+        <w:t xml:space="preserve">не позднее 25.12.2025</w:t>
+      </w:r>
+      <w:r>
+        <w:t xml:space="preserve">.</w:t>
+      </w:r>
+    </w:p>
+    <w:p/>
+    <w:p/>
+    <w:p/>
+    <w:p>
+      <w:r>
+        <w:rPr>
+          <w:b/>
+        </w:rPr>
+        <w:t xml:space="preserve">9. КОНТРОЛЬНЫЕ ВЕЛИЧИНЫ</w:t>
+      </w:r>
+    </w:p>
+    <w:p>
+      <w:r>
+        <w:t xml:space="preserve">9.1. Контрольная запись: </w:t>
+      </w:r>
+      <w:r>
+        <w:rPr>
+          <w:b/>
+        </w:rPr>
+        <w:t xml:space="preserve">1/3</w:t>
+      </w:r>
+      <w:r>
+        <w:t xml:space="preserve">00 ключевой ставки ЦБ РФ от цены Договора</w:t>
+      </w:r>
+      <w:r>
+        <w:t xml:space="preserve">.</w:t>
+      </w:r>
+    </w:p>
+    <w:p>
+      <w:r>
+        <w:t xml:space="preserve">9.2. Контрольная запись: </w:t>
+      </w:r>
+      <w:r>
+        <w:rPr>
+          <w:b/>
+        </w:rPr>
+        <w:t xml:space="preserve">в течение 3</w:t>
+      </w:r>
+      <w:r>
+        <w:t xml:space="preserve">0 (Тридцати) дней с момента подписания акта</w:t>
+      </w:r>
+      <w:r>
+        <w:t xml:space="preserve">.</w:t>
+      </w:r>
+    </w:p>
+    <w:p>
+      <w:r>
+        <w:t xml:space="preserve">9.3. Контрольная запись: </w:t>
+      </w:r>
+      <w:r>
+        <w:t xml:space="preserve">48Ф-91708/10-879Д</w:t>
+      </w:r>
+      <w:r>
+        <w:t xml:space="preserve">.</w:t>
+      </w:r>
+    </w:p>
+    <w:p>
+      <w:r>
+        <w:t xml:space="preserve">9.4. Контрольная запись: </w:t>
+      </w:r>
+      <w:r>
+        <w:t xml:space="preserve">78 8</w:t>
+        <w:br/>
+        <w:t xml:space="preserve">00 000,34 (Семьдесят восемь миллионов восемьсот тысяч) ₽</w:t>
+      </w:r>
+      <w:r>
+        <w:t xml:space="preserve">.</w:t>
+      </w:r>
+    </w:p>
     <w:p/>
     <w:p>
       <w:r>
@@ -429,7 +515,7 @@
               <w:t xml:space="preserve">Юридический адрес: </w:t>
             </w:r>
             <w:r>
-              <w:t xml:space="preserve">620014, г. Екатеринбург, наб. Заречная, д. 84, кв. 2</w:t>
+              <w:t xml:space="preserve">394000, г. Воронеж, наб. Советская, д. 80, кв. 121</w:t>
             </w:r>
           </w:p>
           <w:p>
@@ -484,7 +570,7 @@
               <w:t xml:space="preserve">Тел.: </w:t>
             </w:r>
             <w:r>
-              <w:t xml:space="preserve">+7 (383) 376-99-15</w:t>
+              <w:t xml:space="preserve">+7 (843) 592-27-42</w:t>
             </w:r>
           </w:p>
           <w:p>
@@ -492,7 +578,7 @@
               <w:t xml:space="preserve">E-mail: </w:t>
             </w:r>
             <w:r>
-              <w:t xml:space="preserve">pavlov@sibtrans.ru</w:t>
+              <w:t xml:space="preserve">pavlov@corp-tehno.ru</w:t>
             </w:r>
           </w:p>
           <w:p/>
@@ -530,7 +616,7 @@
               <w:t xml:space="preserve">Адрес регистрации: </w:t>
             </w:r>
             <w:r>
-              <w:t xml:space="preserve">394000, г. Воронеж, бул. Космонавтов, д. 18, кв. 197</w:t>
+              <w:t xml:space="preserve">630099, г. Новосибирск, просп. Октябрьская, д. 8, кв. 23</w:t>
             </w:r>
           </w:p>
           <w:p>
@@ -569,7 +655,7 @@
               <w:t xml:space="preserve">Тел.: </w:t>
             </w:r>
             <w:r>
-              <w:t xml:space="preserve">+7 (812) 795-46-53</w:t>
+              <w:t xml:space="preserve">+7 (846) 798-23-99</w:t>
             </w:r>
           </w:p>
           <w:p>
@@ -577,7 +663,7 @@
               <w:t xml:space="preserve">E-mail: </w:t>
             </w:r>
             <w:r>
-              <w:t xml:space="preserve">krylova@corp-tehno.ru</w:t>
+              <w:t xml:space="preserve">krylova@list.ru</w:t>
             </w:r>
           </w:p>
           <w:p/>

--- a/tests/corpus_v2/docs/supply_0014.docx
+++ b/tests/corpus_v2/docs/supply_0014.docx
@@ -447,7 +447,13 @@
         <w:t xml:space="preserve">9.3. Контрольная запись: </w:t>
       </w:r>
       <w:r>
-        <w:t xml:space="preserve">48Ф-91708/10-879Д</w:t>
+        <w:rPr>
+          <w:b/>
+        </w:rPr>
+        <w:t xml:space="preserve">48Ф-91</w:t>
+      </w:r>
+      <w:r>
+        <w:t xml:space="preserve">708/10-879Д</w:t>
       </w:r>
       <w:r>
         <w:t xml:space="preserve">.</w:t>

--- a/tests/corpus_v2/docs/supply_0014.docx
+++ b/tests/corpus_v2/docs/supply_0014.docx
@@ -450,10 +450,10 @@
         <w:rPr>
           <w:b/>
         </w:rPr>
-        <w:t xml:space="preserve">48Ф-91</w:t>
-      </w:r>
-      <w:r>
-        <w:t xml:space="preserve">708/10-879Д</w:t>
+        <w:t xml:space="preserve">48/20</w:t>
+      </w:r>
+      <w:r>
+        <w:t xml:space="preserve">25-П</w:t>
       </w:r>
       <w:r>
         <w:t xml:space="preserve">.</w:t>
@@ -464,9 +464,9 @@
         <w:t xml:space="preserve">9.4. Контрольная запись: </w:t>
       </w:r>
       <w:r>
-        <w:t xml:space="preserve">78 8</w:t>
+        <w:t xml:space="preserve">88 8</w:t>
         <w:br/>
-        <w:t xml:space="preserve">00 000,34 (Семьдесят восемь миллионов восемьсот тысяч) ₽</w:t>
+        <w:t xml:space="preserve">00 000,34 (Восемьдесят восемь миллионов восемьсот тысяч) ₽</w:t>
       </w:r>
       <w:r>
         <w:t xml:space="preserve">.</w:t>

--- a/tests/corpus_v2/docs/supply_0014.docx
+++ b/tests/corpus_v2/docs/supply_0014.docx
@@ -267,6 +267,12 @@
         <w:t xml:space="preserve">МКАС при ТПП РФ</w:t>
       </w:r>
       <w:r>
+        <w:t xml:space="preserve">. Товар отгружается с сопроводительным документом паспорт качества № </w:t>
+      </w:r>
+      <w:r>
+        <w:t xml:space="preserve">34 13 303868</w:t>
+      </w:r>
+      <w:r>
         <w:t xml:space="preserve">. Цена — </w:t>
       </w:r>
       <w:r>
@@ -290,7 +296,7 @@
         <w:t xml:space="preserve">3.1. Место исполнения обязательств: </w:t>
       </w:r>
       <w:r>
-        <w:t xml:space="preserve">141400, г. Химки, пер. Промышленная, д. 69, кв. 50</w:t>
+        <w:t xml:space="preserve">141300, г. Сергиев Посад, просп. Тверская, д. 10, кв. 9</w:t>
       </w:r>
       <w:r>
         <w:t xml:space="preserve">.</w:t>
@@ -307,7 +313,7 @@
         <w:t xml:space="preserve"> по телефону </w:t>
       </w:r>
       <w:r>
-        <w:t xml:space="preserve">+7 (846) 177-14-38</w:t>
+        <w:t xml:space="preserve">+7 (499) 798-61-68</w:t>
       </w:r>
       <w:r>
         <w:t xml:space="preserve">.</w:t>
@@ -318,7 +324,7 @@
         <w:t xml:space="preserve">3.3. Срок исполнения обязательств — </w:t>
       </w:r>
       <w:r>
-        <w:t xml:space="preserve">в течение тридцати рабочих дней с даты подписания Сторонами акта сдачи-приемки оказанных услуг</w:t>
+        <w:t xml:space="preserve">в течение трех рабочих дней с даты подписания Сторонами акта сдачи-приемки оказанных услуг</w:t>
       </w:r>
       <w:r>
         <w:t xml:space="preserve">.</w:t>
@@ -377,7 +383,7 @@
         <w:t xml:space="preserve">Сторона, для которой создалась невозможность исполнения, обязана уведомить другую Сторону. Срок уведомления — </w:t>
       </w:r>
       <w:r>
-        <w:t xml:space="preserve">в течение 45 (Сорока пяти) банковских дней с момента выставления счета</w:t>
+        <w:t xml:space="preserve">в течение 10 (Десяти) банковских дней с момента выставления счета</w:t>
       </w:r>
       <w:r>
         <w:t xml:space="preserve">.</w:t>
@@ -391,7 +397,7 @@
         <w:t xml:space="preserve">Все споры и разногласия решаются путём переговоров. Претензионный порядок обязателен, срок ответа на претензию — </w:t>
       </w:r>
       <w:r>
-        <w:t xml:space="preserve">не позднее 25.12.2025</w:t>
+        <w:t xml:space="preserve">не позднее 06.01.2025</w:t>
       </w:r>
       <w:r>
         <w:t xml:space="preserve">.</w:t>
@@ -433,10 +439,10 @@
         <w:rPr>
           <w:b/>
         </w:rPr>
-        <w:t xml:space="preserve">в течение 3</w:t>
-      </w:r>
-      <w:r>
-        <w:t xml:space="preserve">0 (Тридцати) дней с момента подписания акта</w:t>
+        <w:t xml:space="preserve">в течение 1</w:t>
+      </w:r>
+      <w:r>
+        <w:t xml:space="preserve">2 (Двенадцати) месяцев с момента подписания акта</w:t>
       </w:r>
       <w:r>
         <w:t xml:space="preserve">.</w:t>
@@ -450,7 +456,7 @@
         <w:rPr>
           <w:b/>
         </w:rPr>
-        <w:t xml:space="preserve">48/20</w:t>
+        <w:t xml:space="preserve">90/20</w:t>
       </w:r>
       <w:r>
         <w:t xml:space="preserve">25-П</w:t>

--- a/tests/corpus_v2/docs/supply_0014.docx
+++ b/tests/corpus_v2/docs/supply_0014.docx
@@ -273,6 +273,42 @@
         <w:t xml:space="preserve">34 13 303868</w:t>
       </w:r>
       <w:r>
+        <w:t xml:space="preserve">. К партии приложен паспорт изделия № </w:t>
+      </w:r>
+      <w:r>
+        <w:t xml:space="preserve">69 07 751664</w:t>
+      </w:r>
+      <w:r>
+        <w:t xml:space="preserve">. Оборудование поставляется с паспортом транспортного средства № </w:t>
+      </w:r>
+      <w:r>
+        <w:t xml:space="preserve">10 02 236586</w:t>
+      </w:r>
+      <w:r>
+        <w:t xml:space="preserve">. Приёмка производится согласно техническому паспорту </w:t>
+      </w:r>
+      <w:r>
+        <w:t xml:space="preserve">88 13 475657</w:t>
+      </w:r>
+      <w:r>
+        <w:t xml:space="preserve">. СНИЛС не указан, номер заказа </w:t>
+      </w:r>
+      <w:r>
+        <w:t xml:space="preserve">771-820-730 06</w:t>
+      </w:r>
+      <w:r>
+        <w:t xml:space="preserve">. Дата рождения не проставлена, документ выдан </w:t>
+      </w:r>
+      <w:r>
+        <w:t xml:space="preserve">08.03.2015</w:t>
+      </w:r>
+      <w:r>
+        <w:t xml:space="preserve">. Код подразделения, см. артикул </w:t>
+      </w:r>
+      <w:r>
+        <w:t xml:space="preserve">042-399</w:t>
+      </w:r>
+      <w:r>
         <w:t xml:space="preserve">. Цена — </w:t>
       </w:r>
       <w:r>
@@ -296,7 +332,7 @@
         <w:t xml:space="preserve">3.1. Место исполнения обязательств: </w:t>
       </w:r>
       <w:r>
-        <w:t xml:space="preserve">141300, г. Сергиев Посад, просп. Тверская, д. 10, кв. 9</w:t>
+        <w:t xml:space="preserve">630099, г. Новосибирск, проезд Ленина, д. 70, кв. 70</w:t>
       </w:r>
       <w:r>
         <w:t xml:space="preserve">.</w:t>
@@ -313,7 +349,7 @@
         <w:t xml:space="preserve"> по телефону </w:t>
       </w:r>
       <w:r>
-        <w:t xml:space="preserve">+7 (499) 798-61-68</w:t>
+        <w:t xml:space="preserve">+7 (846) 146-91-89</w:t>
       </w:r>
       <w:r>
         <w:t xml:space="preserve">.</w:t>
@@ -324,7 +360,7 @@
         <w:t xml:space="preserve">3.3. Срок исполнения обязательств — </w:t>
       </w:r>
       <w:r>
-        <w:t xml:space="preserve">в течение трех рабочих дней с даты подписания Сторонами акта сдачи-приемки оказанных услуг</w:t>
+        <w:t xml:space="preserve">в течение сорока пяти рабочих дней с даты подписания Сторонами акта сдачи-приемки оказанных услуг</w:t>
       </w:r>
       <w:r>
         <w:t xml:space="preserve">.</w:t>
@@ -383,7 +419,7 @@
         <w:t xml:space="preserve">Сторона, для которой создалась невозможность исполнения, обязана уведомить другую Сторону. Срок уведомления — </w:t>
       </w:r>
       <w:r>
-        <w:t xml:space="preserve">в течение 10 (Десяти) банковских дней с момента выставления счета</w:t>
+        <w:t xml:space="preserve">в течение 45 (Сорока пяти) банковских дней с момента выставления счета</w:t>
       </w:r>
       <w:r>
         <w:t xml:space="preserve">.</w:t>
@@ -397,7 +433,7 @@
         <w:t xml:space="preserve">Все споры и разногласия решаются путём переговоров. Претензионный порядок обязателен, срок ответа на претензию — </w:t>
       </w:r>
       <w:r>
-        <w:t xml:space="preserve">не позднее 06.01.2025</w:t>
+        <w:t xml:space="preserve">не позднее 16.03.2026</w:t>
       </w:r>
       <w:r>
         <w:t xml:space="preserve">.</w:t>
@@ -456,10 +492,10 @@
         <w:rPr>
           <w:b/>
         </w:rPr>
-        <w:t xml:space="preserve">90/20</w:t>
-      </w:r>
-      <w:r>
-        <w:t xml:space="preserve">25-П</w:t>
+        <w:t xml:space="preserve">38/20</w:t>
+      </w:r>
+      <w:r>
+        <w:t xml:space="preserve">23-П</w:t>
       </w:r>
       <w:r>
         <w:t xml:space="preserve">.</w:t>
@@ -470,9 +506,9 @@
         <w:t xml:space="preserve">9.4. Контрольная запись: </w:t>
       </w:r>
       <w:r>
-        <w:t xml:space="preserve">88 8</w:t>
+        <w:t xml:space="preserve">8</w:t>
         <w:br/>
-        <w:t xml:space="preserve">00 000,34 (Восемьдесят восемь миллионов восемьсот тысяч) ₽</w:t>
+        <w:t xml:space="preserve">10 000,93 (Восемьсот десять тысяч) ₽</w:t>
       </w:r>
       <w:r>
         <w:t xml:space="preserve">.</w:t>
@@ -527,7 +563,7 @@
               <w:t xml:space="preserve">Юридический адрес: </w:t>
             </w:r>
             <w:r>
-              <w:t xml:space="preserve">394000, г. Воронеж, наб. Советская, д. 80, кв. 121</w:t>
+              <w:t xml:space="preserve">614000, г. Пермь, наб. Мира, д. 90, кв. 174</w:t>
             </w:r>
           </w:p>
           <w:p>
@@ -582,7 +618,7 @@
               <w:t xml:space="preserve">Тел.: </w:t>
             </w:r>
             <w:r>
-              <w:t xml:space="preserve">+7 (843) 592-27-42</w:t>
+              <w:t xml:space="preserve">+7 (499) 562-98-63</w:t>
             </w:r>
           </w:p>
           <w:p>
@@ -590,7 +626,7 @@
               <w:t xml:space="preserve">E-mail: </w:t>
             </w:r>
             <w:r>
-              <w:t xml:space="preserve">pavlov@corp-tehno.ru</w:t>
+              <w:t xml:space="preserve">pavlov@bk.ru</w:t>
             </w:r>
           </w:p>
           <w:p/>
@@ -628,7 +664,7 @@
               <w:t xml:space="preserve">Адрес регистрации: </w:t>
             </w:r>
             <w:r>
-              <w:t xml:space="preserve">630099, г. Новосибирск, просп. Октябрьская, д. 8, кв. 23</w:t>
+              <w:t xml:space="preserve">614000, г. Пермь, ш. Тверская, д. 11, кв. 123</w:t>
             </w:r>
           </w:p>
           <w:p>
@@ -667,7 +703,7 @@
               <w:t xml:space="preserve">Тел.: </w:t>
             </w:r>
             <w:r>
-              <w:t xml:space="preserve">+7 (846) 798-23-99</w:t>
+              <w:t xml:space="preserve">+7 (812) 155-68-32</w:t>
             </w:r>
           </w:p>
           <w:p>
@@ -675,7 +711,7 @@
               <w:t xml:space="preserve">E-mail: </w:t>
             </w:r>
             <w:r>
-              <w:t xml:space="preserve">krylova@list.ru</w:t>
+              <w:t xml:space="preserve">krylova@romashka.ru</w:t>
             </w:r>
           </w:p>
           <w:p/>

--- a/tests/corpus_v2/docs/supply_0014.docx
+++ b/tests/corpus_v2/docs/supply_0014.docx
@@ -318,212 +318,120 @@
         <w:t xml:space="preserve">.</w:t>
       </w:r>
     </w:p>
-    <w:p/>
-    <w:p>
-      <w:r>
-        <w:rPr>
-          <w:b/>
-        </w:rPr>
-        <w:t xml:space="preserve">3. МЕСТО И СРОКИ ИСПОЛНЕНИЯ</w:t>
-      </w:r>
-    </w:p>
-    <w:p>
-      <w:r>
-        <w:t xml:space="preserve">3.1. Место исполнения обязательств: </w:t>
-      </w:r>
-      <w:r>
-        <w:t xml:space="preserve">630099, г. Новосибирск, проезд Ленина, д. 70, кв. 70</w:t>
-      </w:r>
-      <w:r>
-        <w:t xml:space="preserve">.</w:t>
-      </w:r>
-    </w:p>
-    <w:p>
-      <w:r>
-        <w:t xml:space="preserve">3.2. Уведомления направляются </w:t>
-      </w:r>
-      <w:r>
-        <w:t xml:space="preserve">Крыловой Екатерине Петровне</w:t>
-      </w:r>
-      <w:r>
-        <w:t xml:space="preserve"> по телефону </w:t>
-      </w:r>
-      <w:r>
-        <w:t xml:space="preserve">+7 (846) 146-91-89</w:t>
-      </w:r>
-      <w:r>
-        <w:t xml:space="preserve">.</w:t>
-      </w:r>
-    </w:p>
-    <w:p>
-      <w:r>
-        <w:t xml:space="preserve">3.3. Срок исполнения обязательств — </w:t>
-      </w:r>
-      <w:r>
-        <w:t xml:space="preserve">в течение сорока пяти рабочих дней с даты подписания Сторонами акта сдачи-приемки оказанных услуг</w:t>
-      </w:r>
-      <w:r>
-        <w:t xml:space="preserve">.</w:t>
-      </w:r>
-    </w:p>
-    <w:p/>
-    <w:p>
-      <w:r>
-        <w:rPr>
-          <w:b/>
-        </w:rPr>
-        <w:t xml:space="preserve">4. ПРОЧИЕ УСЛОВИЯ</w:t>
-      </w:r>
-    </w:p>
-    <w:p>
-      <w:r>
-        <w:t xml:space="preserve">4.1. </w:t>
-      </w:r>
-      <w:r>
-        <w:t xml:space="preserve">Стороны несут ответственность за неисполнение или ненадлежащее исполнение обязательств в соответствии с законодательством Российской Федерации.</w:t>
-      </w:r>
-    </w:p>
-    <w:p>
-      <w:r>
-        <w:t xml:space="preserve">4.2. </w:t>
-      </w:r>
-      <w:r>
-        <w:t xml:space="preserve">Размер неустойки за нарушение сроков оплаты: </w:t>
-      </w:r>
-      <w:r>
-        <w:t xml:space="preserve">1/130 ключевой ставки ЦБ РФ годовых</w:t>
-      </w:r>
-      <w:r>
-        <w:t xml:space="preserve">. Предельный размер ответственности: </w:t>
-      </w:r>
-      <w:r>
-        <w:t xml:space="preserve">0,5 процента годовых</w:t>
-      </w:r>
-      <w:r>
-        <w:t xml:space="preserve">.</w:t>
-      </w:r>
-    </w:p>
-    <w:p>
-      <w:r>
-        <w:t xml:space="preserve">4.3. </w:t>
-      </w:r>
-      <w:r>
-        <w:t xml:space="preserve">Стороны освобождаются от ответственности при наступлении обстоятельств непреодолимой силы, если они прямо повлияли на исполнение обязательств.</w:t>
-      </w:r>
-    </w:p>
-    <w:p>
-      <w:r>
-        <w:t xml:space="preserve">4.4. </w:t>
-      </w:r>
-      <w:r>
-        <w:t xml:space="preserve">Сторона, для которой создалась невозможность исполнения, обязана уведомить другую Сторону. Срок уведомления — </w:t>
-      </w:r>
-      <w:r>
-        <w:t xml:space="preserve">в течение 45 (Сорока пяти) банковских дней с момента выставления счета</w:t>
-      </w:r>
-      <w:r>
-        <w:t xml:space="preserve">.</w:t>
-      </w:r>
-    </w:p>
-    <w:p>
-      <w:r>
-        <w:t xml:space="preserve">4.5. </w:t>
-      </w:r>
-      <w:r>
-        <w:t xml:space="preserve">Все споры и разногласия решаются путём переговоров. Претензионный порядок обязателен, срок ответа на претензию — </w:t>
-      </w:r>
-      <w:r>
-        <w:t xml:space="preserve">не позднее 16.03.2026</w:t>
-      </w:r>
-      <w:r>
-        <w:t xml:space="preserve">.</w:t>
-      </w:r>
-    </w:p>
-    <w:p/>
-    <w:p/>
-    <w:p/>
-    <w:p>
-      <w:r>
-        <w:rPr>
-          <w:b/>
-        </w:rPr>
-        <w:t xml:space="preserve">9. КОНТРОЛЬНЫЕ ВЕЛИЧИНЫ</w:t>
-      </w:r>
-    </w:p>
-    <w:p>
-      <w:r>
-        <w:t xml:space="preserve">9.1. Контрольная запись: </w:t>
-      </w:r>
-      <w:r>
-        <w:rPr>
-          <w:b/>
-        </w:rPr>
-        <w:t xml:space="preserve">1/3</w:t>
-      </w:r>
-      <w:r>
-        <w:t xml:space="preserve">00 ключевой ставки ЦБ РФ от цены Договора</w:t>
-      </w:r>
-      <w:r>
-        <w:t xml:space="preserve">.</w:t>
-      </w:r>
-    </w:p>
-    <w:p>
-      <w:r>
-        <w:t xml:space="preserve">9.2. Контрольная запись: </w:t>
-      </w:r>
-      <w:r>
-        <w:rPr>
-          <w:b/>
-        </w:rPr>
-        <w:t xml:space="preserve">в течение 1</w:t>
-      </w:r>
-      <w:r>
-        <w:t xml:space="preserve">2 (Двенадцати) месяцев с момента подписания акта</w:t>
-      </w:r>
-      <w:r>
-        <w:t xml:space="preserve">.</w:t>
-      </w:r>
-    </w:p>
-    <w:p>
-      <w:r>
-        <w:t xml:space="preserve">9.3. Контрольная запись: </w:t>
-      </w:r>
-      <w:r>
-        <w:rPr>
-          <w:b/>
-        </w:rPr>
-        <w:t xml:space="preserve">38/20</w:t>
-      </w:r>
-      <w:r>
-        <w:t xml:space="preserve">23-П</w:t>
-      </w:r>
-      <w:r>
-        <w:t xml:space="preserve">.</w:t>
-      </w:r>
-    </w:p>
-    <w:p>
-      <w:r>
-        <w:t xml:space="preserve">9.4. Контрольная запись: </w:t>
-      </w:r>
-      <w:r>
-        <w:t xml:space="preserve">8</w:t>
-        <w:br/>
-        <w:t xml:space="preserve">10 000,93 (Восемьсот десять тысяч) ₽</w:t>
-      </w:r>
-      <w:r>
-        <w:t xml:space="preserve">.</w:t>
-      </w:r>
-    </w:p>
-    <w:p/>
-    <w:p>
-      <w:r>
-        <w:rPr>
-          <w:b/>
-        </w:rPr>
-        <w:t xml:space="preserve">РЕКВИЗИТЫ И ПОДПИСИ СТОРОН</w:t>
-      </w:r>
-    </w:p>
-    <w:p/>
+    <w:p>
+      <w:r>
+        <w:t xml:space="preserve">2.5. </w:t>
+      </w:r>
+      <w:r>
+        <w:t xml:space="preserve">Товар маркирован штрихкодом </w:t>
+      </w:r>
+      <w:r>
+        <w:t xml:space="preserve">4602795081711</w:t>
+      </w:r>
+      <w:r>
+        <w:t xml:space="preserve">. Код контрагента по ОКПО — </w:t>
+      </w:r>
+      <w:r>
+        <w:t xml:space="preserve">6610837869</w:t>
+      </w:r>
+      <w:r>
+        <w:t xml:space="preserve">. Оборудование учтено под инвентарным номером </w:t>
+      </w:r>
+      <w:r>
+        <w:t xml:space="preserve">040768572</w:t>
+      </w:r>
+      <w:r>
+        <w:t xml:space="preserve">, складской позиции присвоен номер </w:t>
+      </w:r>
+      <w:r>
+        <w:t xml:space="preserve">681281094</w:t>
+      </w:r>
+      <w:r>
+        <w:t xml:space="preserve">.</w:t>
+      </w:r>
+    </w:p>
+    <w:p>
+      <w:r>
+        <w:t xml:space="preserve">2.6. </w:t>
+      </w:r>
+      <w:r>
+        <w:t xml:space="preserve">Оплата по счёту-фактуре на КБК </w:t>
+      </w:r>
+      <w:r>
+        <w:t xml:space="preserve">18210101011011000189</w:t>
+      </w:r>
+      <w:r>
+        <w:t xml:space="preserve">. ИНН не присвоен, регистрационный № </w:t>
+      </w:r>
+      <w:r>
+        <w:t xml:space="preserve">8576245969</w:t>
+      </w:r>
+      <w:r>
+        <w:t xml:space="preserve">. ИНН не присвоен, платёжный документ № </w:t>
+      </w:r>
+      <w:r>
+        <w:t xml:space="preserve">148096611499</w:t>
+      </w:r>
+      <w:r>
+        <w:t xml:space="preserve">. Заказчик действует в лице </w:t>
+      </w:r>
+      <w:r>
+        <w:t xml:space="preserve">уполномоченного представителя</w:t>
+      </w:r>
+      <w:r>
+        <w:t xml:space="preserve">, назначаемого приказом.</w:t>
+      </w:r>
+    </w:p>
+    <w:p>
+      <w:r>
+        <w:t xml:space="preserve">2.7. </w:t>
+      </w:r>
+      <w:r>
+        <w:t xml:space="preserve">Массовая доля влаги в товаре — </w:t>
+      </w:r>
+      <w:r>
+        <w:t xml:space="preserve">не более 12 %</w:t>
+      </w:r>
+      <w:r>
+        <w:t xml:space="preserve">. Товар подлежит хранению </w:t>
+      </w:r>
+      <w:r>
+        <w:t xml:space="preserve">в течение 48 часов</w:t>
+      </w:r>
+      <w:r>
+        <w:t xml:space="preserve"> при температуре не выше +4 °C. Срок исковой давности по требованиям, вытекающим из Договора, составляет </w:t>
+      </w:r>
+      <w:r>
+        <w:t xml:space="preserve">в течение трёх лет</w:t>
+      </w:r>
+      <w:r>
+        <w:t xml:space="preserve">, как установлено статьёй 196 Гражданского кодекса Российской Федерации. Обработка данных ведётся согласно Федеральному закону от 27.07.2006 № 152-ФЗ </w:t>
+      </w:r>
+      <w:r>
+        <w:t xml:space="preserve">«О персональных данных»</w:t>
+      </w:r>
+      <w:r>
+        <w:t xml:space="preserve">. Товар поставляется под маркой </w:t>
+      </w:r>
+      <w:r>
+        <w:t xml:space="preserve">«Стандарт»</w:t>
+      </w:r>
+      <w:r>
+        <w:t xml:space="preserve">. Влажность определяется </w:t>
+      </w:r>
+      <w:r>
+        <w:t xml:space="preserve">по методу Кьельдаля</w:t>
+      </w:r>
+      <w:r>
+        <w:t xml:space="preserve">. Споры передаются на рассмотрение в Арбитражный суд </w:t>
+      </w:r>
+      <w:r>
+        <w:t xml:space="preserve">города Москвы</w:t>
+      </w:r>
+      <w:r>
+        <w:t xml:space="preserve">.</w:t>
+      </w:r>
+    </w:p>
     <w:tbl>
       <w:tblPr>
         <w:tblW w:w="9360" w:type="dxa"/>
@@ -547,95 +455,7 @@
           </w:tcPr>
           <w:p>
             <w:r>
-              <w:rPr>
-                <w:b/>
-              </w:rPr>
-              <w:t xml:space="preserve">Поставщик:</w:t>
-            </w:r>
-          </w:p>
-          <w:p>
-            <w:r>
-              <w:t xml:space="preserve">ПАО «Гранит»</w:t>
-            </w:r>
-          </w:p>
-          <w:p>
-            <w:r>
-              <w:t xml:space="preserve">Юридический адрес: </w:t>
-            </w:r>
-            <w:r>
-              <w:t xml:space="preserve">614000, г. Пермь, наб. Мира, д. 90, кв. 174</w:t>
-            </w:r>
-          </w:p>
-          <w:p>
-            <w:r>
-              <w:t xml:space="preserve">ИНН </w:t>
-            </w:r>
-            <w:r>
-              <w:t xml:space="preserve">6340519757</w:t>
-            </w:r>
-            <w:r>
-              <w:t xml:space="preserve"> КПП </w:t>
-            </w:r>
-            <w:r>
-              <w:t xml:space="preserve">214327260</w:t>
-            </w:r>
-          </w:p>
-          <w:p>
-            <w:r>
-              <w:t xml:space="preserve">ОГРН </w:t>
-            </w:r>
-            <w:r>
-              <w:t xml:space="preserve">1426553126163</w:t>
-            </w:r>
-          </w:p>
-          <w:p>
-            <w:r>
-              <w:t xml:space="preserve">р/с </w:t>
-            </w:r>
-            <w:r>
-              <w:t xml:space="preserve">40702810316782145493</w:t>
-            </w:r>
-            <w:r>
-              <w:t xml:space="preserve"> в АО «Альфа-Банк»</w:t>
-            </w:r>
-          </w:p>
-          <w:p>
-            <w:r>
-              <w:t xml:space="preserve">к/с </w:t>
-            </w:r>
-            <w:r>
-              <w:t xml:space="preserve">30101810200000000593</w:t>
-            </w:r>
-            <w:r>
-              <w:t xml:space="preserve"> БИК </w:t>
-            </w:r>
-            <w:r>
-              <w:t xml:space="preserve">044525593</w:t>
-            </w:r>
-          </w:p>
-          <w:p>
-            <w:r>
-              <w:t xml:space="preserve">Тел.: </w:t>
-            </w:r>
-            <w:r>
-              <w:t xml:space="preserve">+7 (499) 562-98-63</w:t>
-            </w:r>
-          </w:p>
-          <w:p>
-            <w:r>
-              <w:t xml:space="preserve">E-mail: </w:t>
-            </w:r>
-            <w:r>
-              <w:t xml:space="preserve">pavlov@bk.ru</w:t>
-            </w:r>
-          </w:p>
-          <w:p/>
-          <w:p>
-            <w:r>
-              <w:t xml:space="preserve">Директор ______________ </w:t>
-            </w:r>
-            <w:r>
-              <w:t xml:space="preserve">Е. И. Павлов</w:t>
+              <w:t xml:space="preserve">8</w:t>
             </w:r>
           </w:p>
         </w:tc>
@@ -645,6 +465,347 @@
           </w:tcPr>
           <w:p>
             <w:r>
+              <w:t xml:space="preserve">7705578638</w:t>
+            </w:r>
+          </w:p>
+        </w:tc>
+      </w:tr>
+    </w:tbl>
+    <w:p/>
+    <w:p>
+      <w:r>
+        <w:rPr>
+          <w:b/>
+        </w:rPr>
+        <w:t xml:space="preserve">3. МЕСТО И СРОКИ ИСПОЛНЕНИЯ</w:t>
+      </w:r>
+    </w:p>
+    <w:p>
+      <w:r>
+        <w:t xml:space="preserve">3.1. Место исполнения обязательств: </w:t>
+      </w:r>
+      <w:r>
+        <w:t xml:space="preserve">630099, г. Новосибирск, просп. Октябрьская, д. 8, кв. 23</w:t>
+      </w:r>
+      <w:r>
+        <w:t xml:space="preserve">.</w:t>
+      </w:r>
+    </w:p>
+    <w:p>
+      <w:r>
+        <w:t xml:space="preserve">3.2. Уведомления направляются </w:t>
+      </w:r>
+      <w:r>
+        <w:t xml:space="preserve">Крыловой Екатерине Петровне</w:t>
+      </w:r>
+      <w:r>
+        <w:t xml:space="preserve"> по телефону </w:t>
+      </w:r>
+      <w:r>
+        <w:t xml:space="preserve">+7 (846) 798-23-99</w:t>
+      </w:r>
+      <w:r>
+        <w:t xml:space="preserve">.</w:t>
+      </w:r>
+    </w:p>
+    <w:p>
+      <w:r>
+        <w:t xml:space="preserve">3.3. Срок исполнения обязательств — </w:t>
+      </w:r>
+      <w:r>
+        <w:t xml:space="preserve">в течение двадцати рабочих дней с даты подписания Сторонами акта сдачи-приемки оказанных услуг</w:t>
+      </w:r>
+      <w:r>
+        <w:t xml:space="preserve">.</w:t>
+      </w:r>
+    </w:p>
+    <w:p/>
+    <w:p>
+      <w:r>
+        <w:rPr>
+          <w:b/>
+        </w:rPr>
+        <w:t xml:space="preserve">4. ПРОЧИЕ УСЛОВИЯ</w:t>
+      </w:r>
+    </w:p>
+    <w:p>
+      <w:r>
+        <w:t xml:space="preserve">4.1. </w:t>
+      </w:r>
+      <w:r>
+        <w:t xml:space="preserve">Стороны несут ответственность за неисполнение или ненадлежащее исполнение обязательств в соответствии с законодательством Российской Федерации.</w:t>
+      </w:r>
+    </w:p>
+    <w:p>
+      <w:r>
+        <w:t xml:space="preserve">4.2. </w:t>
+      </w:r>
+      <w:r>
+        <w:t xml:space="preserve">Размер неустойки за нарушение сроков оплаты: </w:t>
+      </w:r>
+      <w:r>
+        <w:t xml:space="preserve">1/130 ключевой ставки ЦБ РФ годовых</w:t>
+      </w:r>
+      <w:r>
+        <w:t xml:space="preserve">. Предельный размер ответственности: </w:t>
+      </w:r>
+      <w:r>
+        <w:t xml:space="preserve">0,5 процента годовых</w:t>
+      </w:r>
+      <w:r>
+        <w:t xml:space="preserve">.</w:t>
+      </w:r>
+    </w:p>
+    <w:p>
+      <w:r>
+        <w:t xml:space="preserve">4.3. </w:t>
+      </w:r>
+      <w:r>
+        <w:t xml:space="preserve">Стороны освобождаются от ответственности при наступлении обстоятельств непреодолимой силы, если они прямо повлияли на исполнение обязательств.</w:t>
+      </w:r>
+    </w:p>
+    <w:p>
+      <w:r>
+        <w:t xml:space="preserve">4.4. </w:t>
+      </w:r>
+      <w:r>
+        <w:t xml:space="preserve">Сторона, для которой создалась невозможность исполнения, обязана уведомить другую Сторону. Срок уведомления — </w:t>
+      </w:r>
+      <w:r>
+        <w:t xml:space="preserve">в течение 7 (Семи) банковских дней с момента выставления счета</w:t>
+      </w:r>
+      <w:r>
+        <w:t xml:space="preserve">.</w:t>
+      </w:r>
+    </w:p>
+    <w:p>
+      <w:r>
+        <w:t xml:space="preserve">4.5. </w:t>
+      </w:r>
+      <w:r>
+        <w:t xml:space="preserve">Все споры и разногласия решаются путём переговоров. Претензионный порядок обязателен, срок ответа на претензию — </w:t>
+      </w:r>
+      <w:r>
+        <w:t xml:space="preserve">не позднее 15.12.2026</w:t>
+      </w:r>
+      <w:r>
+        <w:t xml:space="preserve">.</w:t>
+      </w:r>
+    </w:p>
+    <w:p/>
+    <w:p/>
+    <w:p/>
+    <w:p>
+      <w:r>
+        <w:rPr>
+          <w:b/>
+        </w:rPr>
+        <w:t xml:space="preserve">9. КОНТРОЛЬНЫЕ ВЕЛИЧИНЫ</w:t>
+      </w:r>
+    </w:p>
+    <w:p>
+      <w:r>
+        <w:t xml:space="preserve">9.1. Контрольная запись: </w:t>
+      </w:r>
+      <w:r>
+        <w:rPr>
+          <w:b/>
+        </w:rPr>
+        <w:t xml:space="preserve">1/3</w:t>
+      </w:r>
+      <w:r>
+        <w:t xml:space="preserve">00 ключевой ставки ЦБ РФ от цены Договора</w:t>
+      </w:r>
+      <w:r>
+        <w:t xml:space="preserve">.</w:t>
+      </w:r>
+    </w:p>
+    <w:p>
+      <w:r>
+        <w:t xml:space="preserve">9.2. Контрольная запись: </w:t>
+      </w:r>
+      <w:r>
+        <w:rPr>
+          <w:b/>
+        </w:rPr>
+        <w:t xml:space="preserve">в течение 3</w:t>
+      </w:r>
+      <w:r>
+        <w:t xml:space="preserve">6 (Тридцати шести) месяцев с момента подписания акта</w:t>
+      </w:r>
+      <w:r>
+        <w:t xml:space="preserve">.</w:t>
+      </w:r>
+    </w:p>
+    <w:p>
+      <w:r>
+        <w:t xml:space="preserve">9.3. Контрольная запись: </w:t>
+      </w:r>
+      <w:r>
+        <w:rPr>
+          <w:b/>
+        </w:rPr>
+        <w:t xml:space="preserve">68/20</w:t>
+      </w:r>
+      <w:r>
+        <w:t xml:space="preserve">23-К</w:t>
+      </w:r>
+      <w:r>
+        <w:t xml:space="preserve">.</w:t>
+      </w:r>
+    </w:p>
+    <w:p>
+      <w:r>
+        <w:t xml:space="preserve">9.4. Контрольная запись: </w:t>
+      </w:r>
+      <w:r>
+        <w:t xml:space="preserve">2</w:t>
+        <w:br/>
+        <w:t xml:space="preserve">80 000,58 (Двести восемьдесят тысяч) ₽</w:t>
+      </w:r>
+      <w:r>
+        <w:t xml:space="preserve">.</w:t>
+      </w:r>
+    </w:p>
+    <w:p/>
+    <w:p>
+      <w:r>
+        <w:rPr>
+          <w:b/>
+        </w:rPr>
+        <w:t xml:space="preserve">РЕКВИЗИТЫ И ПОДПИСИ СТОРОН</w:t>
+      </w:r>
+    </w:p>
+    <w:p/>
+    <w:tbl>
+      <w:tblPr>
+        <w:tblW w:w="9360" w:type="dxa"/>
+        <w:tblBorders>
+          <w:top w:val="single" w:sz="4" w:color="auto"/>
+          <w:left w:val="single" w:sz="4" w:color="auto"/>
+          <w:bottom w:val="single" w:sz="4" w:color="auto"/>
+          <w:right w:val="single" w:sz="4" w:color="auto"/>
+          <w:insideH w:val="single" w:sz="4" w:color="auto"/>
+          <w:insideV w:val="single" w:sz="4" w:color="auto"/>
+        </w:tblBorders>
+      </w:tblPr>
+      <w:tblGrid>
+        <w:gridCol w:w="4680"/>
+        <w:gridCol w:w="4680"/>
+      </w:tblGrid>
+      <w:tr>
+        <w:tc>
+          <w:tcPr>
+            <w:tcW w:w="4680" w:type="dxa"/>
+          </w:tcPr>
+          <w:p>
+            <w:r>
+              <w:rPr>
+                <w:b/>
+              </w:rPr>
+              <w:t xml:space="preserve">Поставщик:</w:t>
+            </w:r>
+          </w:p>
+          <w:p>
+            <w:r>
+              <w:t xml:space="preserve">ПАО «Гранит»</w:t>
+            </w:r>
+          </w:p>
+          <w:p>
+            <w:r>
+              <w:t xml:space="preserve">Юридический адрес: </w:t>
+            </w:r>
+            <w:r>
+              <w:t xml:space="preserve">170100, г. Тверь, бул. Ленина, д. 19, кв. 23</w:t>
+            </w:r>
+          </w:p>
+          <w:p>
+            <w:r>
+              <w:t xml:space="preserve">Почтовый адрес: </w:t>
+            </w:r>
+            <w:r>
+              <w:t xml:space="preserve">630099, г. Новосибирск, ш. Заречная, д. 20, кв. 2</w:t>
+            </w:r>
+          </w:p>
+          <w:p>
+            <w:r>
+              <w:t xml:space="preserve">ИНН </w:t>
+            </w:r>
+            <w:r>
+              <w:t xml:space="preserve">6340519757</w:t>
+            </w:r>
+            <w:r>
+              <w:t xml:space="preserve"> КПП </w:t>
+            </w:r>
+            <w:r>
+              <w:t xml:space="preserve">214327260</w:t>
+            </w:r>
+          </w:p>
+          <w:p>
+            <w:r>
+              <w:t xml:space="preserve">ОГРН </w:t>
+            </w:r>
+            <w:r>
+              <w:t xml:space="preserve">1426553126163</w:t>
+            </w:r>
+          </w:p>
+          <w:p>
+            <w:r>
+              <w:t xml:space="preserve">р/с </w:t>
+            </w:r>
+            <w:r>
+              <w:t xml:space="preserve">40702810316782145493</w:t>
+            </w:r>
+            <w:r>
+              <w:t xml:space="preserve"> в АО «Альфа-Банк»</w:t>
+            </w:r>
+          </w:p>
+          <w:p>
+            <w:r>
+              <w:t xml:space="preserve">к/с </w:t>
+            </w:r>
+            <w:r>
+              <w:t xml:space="preserve">30101810200000000593</w:t>
+            </w:r>
+            <w:r>
+              <w:t xml:space="preserve"> БИК </w:t>
+            </w:r>
+            <w:r>
+              <w:t xml:space="preserve">044525593</w:t>
+            </w:r>
+          </w:p>
+          <w:p>
+            <w:r>
+              <w:t xml:space="preserve">Тел.: </w:t>
+            </w:r>
+            <w:r>
+              <w:t xml:space="preserve">+7 (812) 515-32-63</w:t>
+            </w:r>
+          </w:p>
+          <w:p>
+            <w:r>
+              <w:t xml:space="preserve">E-mail: </w:t>
+            </w:r>
+            <w:r>
+              <w:t xml:space="preserve">pavlov@yandex.ru</w:t>
+            </w:r>
+          </w:p>
+          <w:p/>
+          <w:p>
+            <w:r>
+              <w:t xml:space="preserve">Директор ______________ </w:t>
+            </w:r>
+            <w:r>
+              <w:t xml:space="preserve">Е. И. Павлов</w:t>
+            </w:r>
+          </w:p>
+        </w:tc>
+        <w:tc>
+          <w:tcPr>
+            <w:tcW w:w="4680" w:type="dxa"/>
+          </w:tcPr>
+          <w:p>
+            <w:r>
               <w:rPr>
                 <w:b/>
               </w:rPr>
@@ -664,7 +825,7 @@
               <w:t xml:space="preserve">Адрес регистрации: </w:t>
             </w:r>
             <w:r>
-              <w:t xml:space="preserve">614000, г. Пермь, ш. Тверская, д. 11, кв. 123</w:t>
+              <w:t xml:space="preserve">170100, г. Тверь, ул. Октябрьская, д. 74, кв. 58</w:t>
             </w:r>
           </w:p>
           <w:p>
@@ -703,7 +864,7 @@
               <w:t xml:space="preserve">Тел.: </w:t>
             </w:r>
             <w:r>
-              <w:t xml:space="preserve">+7 (812) 155-68-32</w:t>
+              <w:t xml:space="preserve">+7 (846) 514-47-86</w:t>
             </w:r>
           </w:p>
           <w:p>
@@ -711,7 +872,7 @@
               <w:t xml:space="preserve">E-mail: </w:t>
             </w:r>
             <w:r>
-              <w:t xml:space="preserve">krylova@romashka.ru</w:t>
+              <w:t xml:space="preserve">krylova@yandex.ru</w:t>
             </w:r>
           </w:p>
           <w:p/>

--- a/tests/corpus_v2/docs/supply_0014.docx
+++ b/tests/corpus_v2/docs/supply_0014.docx
@@ -471,212 +471,34 @@
         </w:tc>
       </w:tr>
     </w:tbl>
-    <w:p/>
-    <w:p>
-      <w:r>
-        <w:rPr>
-          <w:b/>
-        </w:rPr>
-        <w:t xml:space="preserve">3. МЕСТО И СРОКИ ИСПОЛНЕНИЯ</w:t>
-      </w:r>
-    </w:p>
-    <w:p>
-      <w:r>
-        <w:t xml:space="preserve">3.1. Место исполнения обязательств: </w:t>
-      </w:r>
-      <w:r>
-        <w:t xml:space="preserve">630099, г. Новосибирск, просп. Октябрьская, д. 8, кв. 23</w:t>
-      </w:r>
-      <w:r>
-        <w:t xml:space="preserve">.</w:t>
-      </w:r>
-    </w:p>
-    <w:p>
-      <w:r>
-        <w:t xml:space="preserve">3.2. Уведомления направляются </w:t>
-      </w:r>
-      <w:r>
-        <w:t xml:space="preserve">Крыловой Екатерине Петровне</w:t>
-      </w:r>
-      <w:r>
-        <w:t xml:space="preserve"> по телефону </w:t>
-      </w:r>
-      <w:r>
-        <w:t xml:space="preserve">+7 (846) 798-23-99</w:t>
-      </w:r>
-      <w:r>
-        <w:t xml:space="preserve">.</w:t>
-      </w:r>
-    </w:p>
-    <w:p>
-      <w:r>
-        <w:t xml:space="preserve">3.3. Срок исполнения обязательств — </w:t>
-      </w:r>
-      <w:r>
-        <w:t xml:space="preserve">в течение двадцати рабочих дней с даты подписания Сторонами акта сдачи-приемки оказанных услуг</w:t>
-      </w:r>
-      <w:r>
-        <w:t xml:space="preserve">.</w:t>
-      </w:r>
-    </w:p>
-    <w:p/>
-    <w:p>
-      <w:r>
-        <w:rPr>
-          <w:b/>
-        </w:rPr>
-        <w:t xml:space="preserve">4. ПРОЧИЕ УСЛОВИЯ</w:t>
-      </w:r>
-    </w:p>
-    <w:p>
-      <w:r>
-        <w:t xml:space="preserve">4.1. </w:t>
-      </w:r>
-      <w:r>
-        <w:t xml:space="preserve">Стороны несут ответственность за неисполнение или ненадлежащее исполнение обязательств в соответствии с законодательством Российской Федерации.</w:t>
-      </w:r>
-    </w:p>
-    <w:p>
-      <w:r>
-        <w:t xml:space="preserve">4.2. </w:t>
-      </w:r>
-      <w:r>
-        <w:t xml:space="preserve">Размер неустойки за нарушение сроков оплаты: </w:t>
-      </w:r>
-      <w:r>
-        <w:t xml:space="preserve">1/130 ключевой ставки ЦБ РФ годовых</w:t>
-      </w:r>
-      <w:r>
-        <w:t xml:space="preserve">. Предельный размер ответственности: </w:t>
-      </w:r>
-      <w:r>
-        <w:t xml:space="preserve">0,5 процента годовых</w:t>
-      </w:r>
-      <w:r>
-        <w:t xml:space="preserve">.</w:t>
-      </w:r>
-    </w:p>
-    <w:p>
-      <w:r>
-        <w:t xml:space="preserve">4.3. </w:t>
-      </w:r>
-      <w:r>
-        <w:t xml:space="preserve">Стороны освобождаются от ответственности при наступлении обстоятельств непреодолимой силы, если они прямо повлияли на исполнение обязательств.</w:t>
-      </w:r>
-    </w:p>
-    <w:p>
-      <w:r>
-        <w:t xml:space="preserve">4.4. </w:t>
-      </w:r>
-      <w:r>
-        <w:t xml:space="preserve">Сторона, для которой создалась невозможность исполнения, обязана уведомить другую Сторону. Срок уведомления — </w:t>
-      </w:r>
-      <w:r>
-        <w:t xml:space="preserve">в течение 7 (Семи) банковских дней с момента выставления счета</w:t>
-      </w:r>
-      <w:r>
-        <w:t xml:space="preserve">.</w:t>
-      </w:r>
-    </w:p>
-    <w:p>
-      <w:r>
-        <w:t xml:space="preserve">4.5. </w:t>
-      </w:r>
-      <w:r>
-        <w:t xml:space="preserve">Все споры и разногласия решаются путём переговоров. Претензионный порядок обязателен, срок ответа на претензию — </w:t>
-      </w:r>
-      <w:r>
-        <w:t xml:space="preserve">не позднее 15.12.2026</w:t>
-      </w:r>
-      <w:r>
-        <w:t xml:space="preserve">.</w:t>
-      </w:r>
-    </w:p>
-    <w:p/>
-    <w:p/>
-    <w:p/>
-    <w:p>
-      <w:r>
-        <w:rPr>
-          <w:b/>
-        </w:rPr>
-        <w:t xml:space="preserve">9. КОНТРОЛЬНЫЕ ВЕЛИЧИНЫ</w:t>
-      </w:r>
-    </w:p>
-    <w:p>
-      <w:r>
-        <w:t xml:space="preserve">9.1. Контрольная запись: </w:t>
-      </w:r>
-      <w:r>
-        <w:rPr>
-          <w:b/>
-        </w:rPr>
-        <w:t xml:space="preserve">1/3</w:t>
-      </w:r>
-      <w:r>
-        <w:t xml:space="preserve">00 ключевой ставки ЦБ РФ от цены Договора</w:t>
-      </w:r>
-      <w:r>
-        <w:t xml:space="preserve">.</w:t>
-      </w:r>
-    </w:p>
-    <w:p>
-      <w:r>
-        <w:t xml:space="preserve">9.2. Контрольная запись: </w:t>
-      </w:r>
-      <w:r>
-        <w:rPr>
-          <w:b/>
-        </w:rPr>
-        <w:t xml:space="preserve">в течение 3</w:t>
-      </w:r>
-      <w:r>
-        <w:t xml:space="preserve">6 (Тридцати шести) месяцев с момента подписания акта</w:t>
-      </w:r>
-      <w:r>
-        <w:t xml:space="preserve">.</w:t>
-      </w:r>
-    </w:p>
-    <w:p>
-      <w:r>
-        <w:t xml:space="preserve">9.3. Контрольная запись: </w:t>
-      </w:r>
-      <w:r>
-        <w:rPr>
-          <w:b/>
-        </w:rPr>
-        <w:t xml:space="preserve">68/20</w:t>
-      </w:r>
-      <w:r>
-        <w:t xml:space="preserve">23-К</w:t>
-      </w:r>
-      <w:r>
-        <w:t xml:space="preserve">.</w:t>
-      </w:r>
-    </w:p>
-    <w:p>
-      <w:r>
-        <w:t xml:space="preserve">9.4. Контрольная запись: </w:t>
-      </w:r>
-      <w:r>
-        <w:t xml:space="preserve">2</w:t>
-        <w:br/>
-        <w:t xml:space="preserve">80 000,58 (Двести восемьдесят тысяч) ₽</w:t>
-      </w:r>
-      <w:r>
-        <w:t xml:space="preserve">.</w:t>
-      </w:r>
-    </w:p>
-    <w:p/>
-    <w:p>
-      <w:r>
-        <w:rPr>
-          <w:b/>
-        </w:rPr>
-        <w:t xml:space="preserve">РЕКВИЗИТЫ И ПОДПИСИ СТОРОН</w:t>
-      </w:r>
-    </w:p>
-    <w:p/>
+    <w:p>
+      <w:r>
+        <w:t xml:space="preserve">2.8. </w:t>
+      </w:r>
+      <w:r>
+        <w:t xml:space="preserve">Платёж по налогу перечисляется на код бюджетной классификации </w:t>
+      </w:r>
+      <w:r>
+        <w:t xml:space="preserve">182 101 010 110 110 001 10</w:t>
+      </w:r>
+      <w:r>
+        <w:t xml:space="preserve">, получатель — территориальный орган Федерального казначейства.</w:t>
+      </w:r>
+    </w:p>
+    <w:p>
+      <w:r>
+        <w:t xml:space="preserve">2.9. </w:t>
+      </w:r>
+      <w:r>
+        <w:t xml:space="preserve">Полномочия подтверждаются свидетельством о рождении, выдано </w:t>
+      </w:r>
+      <w:r>
+        <w:t xml:space="preserve">11.05.2013</w:t>
+      </w:r>
+      <w:r>
+        <w:t xml:space="preserve"> отделом ЗАГС.</w:t>
+      </w:r>
+    </w:p>
     <w:tbl>
       <w:tblPr>
         <w:tblW w:w="9360" w:type="dxa"/>
@@ -700,103 +522,7 @@
           </w:tcPr>
           <w:p>
             <w:r>
-              <w:rPr>
-                <w:b/>
-              </w:rPr>
-              <w:t xml:space="preserve">Поставщик:</w:t>
-            </w:r>
-          </w:p>
-          <w:p>
-            <w:r>
-              <w:t xml:space="preserve">ПАО «Гранит»</w:t>
-            </w:r>
-          </w:p>
-          <w:p>
-            <w:r>
-              <w:t xml:space="preserve">Юридический адрес: </w:t>
-            </w:r>
-            <w:r>
-              <w:t xml:space="preserve">170100, г. Тверь, бул. Ленина, д. 19, кв. 23</w:t>
-            </w:r>
-          </w:p>
-          <w:p>
-            <w:r>
-              <w:t xml:space="preserve">Почтовый адрес: </w:t>
-            </w:r>
-            <w:r>
-              <w:t xml:space="preserve">630099, г. Новосибирск, ш. Заречная, д. 20, кв. 2</w:t>
-            </w:r>
-          </w:p>
-          <w:p>
-            <w:r>
-              <w:t xml:space="preserve">ИНН </w:t>
-            </w:r>
-            <w:r>
-              <w:t xml:space="preserve">6340519757</w:t>
-            </w:r>
-            <w:r>
-              <w:t xml:space="preserve"> КПП </w:t>
-            </w:r>
-            <w:r>
-              <w:t xml:space="preserve">214327260</w:t>
-            </w:r>
-          </w:p>
-          <w:p>
-            <w:r>
-              <w:t xml:space="preserve">ОГРН </w:t>
-            </w:r>
-            <w:r>
-              <w:t xml:space="preserve">1426553126163</w:t>
-            </w:r>
-          </w:p>
-          <w:p>
-            <w:r>
-              <w:t xml:space="preserve">р/с </w:t>
-            </w:r>
-            <w:r>
-              <w:t xml:space="preserve">40702810316782145493</w:t>
-            </w:r>
-            <w:r>
-              <w:t xml:space="preserve"> в АО «Альфа-Банк»</w:t>
-            </w:r>
-          </w:p>
-          <w:p>
-            <w:r>
-              <w:t xml:space="preserve">к/с </w:t>
-            </w:r>
-            <w:r>
-              <w:t xml:space="preserve">30101810200000000593</w:t>
-            </w:r>
-            <w:r>
-              <w:t xml:space="preserve"> БИК </w:t>
-            </w:r>
-            <w:r>
-              <w:t xml:space="preserve">044525593</w:t>
-            </w:r>
-          </w:p>
-          <w:p>
-            <w:r>
-              <w:t xml:space="preserve">Тел.: </w:t>
-            </w:r>
-            <w:r>
-              <w:t xml:space="preserve">+7 (812) 515-32-63</w:t>
-            </w:r>
-          </w:p>
-          <w:p>
-            <w:r>
-              <w:t xml:space="preserve">E-mail: </w:t>
-            </w:r>
-            <w:r>
-              <w:t xml:space="preserve">pavlov@yandex.ru</w:t>
-            </w:r>
-          </w:p>
-          <w:p/>
-          <w:p>
-            <w:r>
-              <w:t xml:space="preserve">Директор ______________ </w:t>
-            </w:r>
-            <w:r>
-              <w:t xml:space="preserve">Е. И. Павлов</w:t>
+              <w:t xml:space="preserve">2</w:t>
             </w:r>
           </w:p>
         </w:tc>
@@ -806,6 +532,359 @@
           </w:tcPr>
           <w:p>
             <w:r>
+              <w:t xml:space="preserve">РУБ.</w:t>
+            </w:r>
+          </w:p>
+        </w:tc>
+      </w:tr>
+    </w:tbl>
+    <w:p>
+      <w:r>
+        <w:t xml:space="preserve">2.10. </w:t>
+      </w:r>
+      <w:r>
+        <w:t xml:space="preserve">Поставке подлежит насос модели </w:t>
+      </w:r>
+      <w:r>
+        <w:t xml:space="preserve">ЭЦВ-6-10-80h</w:t>
+      </w:r>
+      <w:r>
+        <w:t xml:space="preserve"> и кабель марки </w:t>
+      </w:r>
+      <w:r>
+        <w:t xml:space="preserve">ВВГнг(А)-LSt</w:t>
+      </w:r>
+      <w:r>
+        <w:t xml:space="preserve">.</w:t>
+      </w:r>
+    </w:p>
+    <w:p/>
+    <w:p>
+      <w:r>
+        <w:rPr>
+          <w:b/>
+        </w:rPr>
+        <w:t xml:space="preserve">3. МЕСТО И СРОКИ ИСПОЛНЕНИЯ</w:t>
+      </w:r>
+    </w:p>
+    <w:p>
+      <w:r>
+        <w:t xml:space="preserve">3.1. Место исполнения обязательств: </w:t>
+      </w:r>
+      <w:r>
+        <w:t xml:space="preserve">143400, г. Красногорск, наб. Баумана, д. 88, кв. 27</w:t>
+      </w:r>
+      <w:r>
+        <w:t xml:space="preserve">.</w:t>
+      </w:r>
+    </w:p>
+    <w:p>
+      <w:r>
+        <w:t xml:space="preserve">3.2. Уведомления направляются </w:t>
+      </w:r>
+      <w:r>
+        <w:t xml:space="preserve">Крыловой Екатерине Петровне</w:t>
+      </w:r>
+      <w:r>
+        <w:t xml:space="preserve"> по телефону </w:t>
+      </w:r>
+      <w:r>
+        <w:t xml:space="preserve">+7 (846) 814-96-52</w:t>
+      </w:r>
+      <w:r>
+        <w:t xml:space="preserve">.</w:t>
+      </w:r>
+    </w:p>
+    <w:p>
+      <w:r>
+        <w:t xml:space="preserve">3.3. Срок исполнения обязательств — </w:t>
+      </w:r>
+      <w:r>
+        <w:t xml:space="preserve">в течение семи рабочих дней с даты подписания Сторонами акта сдачи-приемки оказанных услуг</w:t>
+      </w:r>
+      <w:r>
+        <w:t xml:space="preserve">.</w:t>
+      </w:r>
+    </w:p>
+    <w:p/>
+    <w:p>
+      <w:r>
+        <w:rPr>
+          <w:b/>
+        </w:rPr>
+        <w:t xml:space="preserve">4. ПРОЧИЕ УСЛОВИЯ</w:t>
+      </w:r>
+    </w:p>
+    <w:p>
+      <w:r>
+        <w:t xml:space="preserve">4.1. </w:t>
+      </w:r>
+      <w:r>
+        <w:t xml:space="preserve">Стороны несут ответственность за неисполнение или ненадлежащее исполнение обязательств в соответствии с законодательством Российской Федерации.</w:t>
+      </w:r>
+    </w:p>
+    <w:p>
+      <w:r>
+        <w:t xml:space="preserve">4.2. </w:t>
+      </w:r>
+      <w:r>
+        <w:t xml:space="preserve">Размер неустойки за нарушение сроков оплаты: </w:t>
+      </w:r>
+      <w:r>
+        <w:t xml:space="preserve">1/130 ключевой ставки ЦБ РФ годовых</w:t>
+      </w:r>
+      <w:r>
+        <w:t xml:space="preserve">. Предельный размер ответственности: </w:t>
+      </w:r>
+      <w:r>
+        <w:t xml:space="preserve">0,5 процента годовых</w:t>
+      </w:r>
+      <w:r>
+        <w:t xml:space="preserve">.</w:t>
+      </w:r>
+    </w:p>
+    <w:p>
+      <w:r>
+        <w:t xml:space="preserve">4.3. </w:t>
+      </w:r>
+      <w:r>
+        <w:t xml:space="preserve">Стороны освобождаются от ответственности при наступлении обстоятельств непреодолимой силы, если они прямо повлияли на исполнение обязательств.</w:t>
+      </w:r>
+    </w:p>
+    <w:p>
+      <w:r>
+        <w:t xml:space="preserve">4.4. </w:t>
+      </w:r>
+      <w:r>
+        <w:t xml:space="preserve">Сторона, для которой создалась невозможность исполнения, обязана уведомить другую Сторону. Срок уведомления — </w:t>
+      </w:r>
+      <w:r>
+        <w:t xml:space="preserve">в течение 45 (Сорока пяти) банковских дней с момента выставления счета</w:t>
+      </w:r>
+      <w:r>
+        <w:t xml:space="preserve">.</w:t>
+      </w:r>
+    </w:p>
+    <w:p>
+      <w:r>
+        <w:t xml:space="preserve">4.5. </w:t>
+      </w:r>
+      <w:r>
+        <w:t xml:space="preserve">Все споры и разногласия решаются путём переговоров. Претензионный порядок обязателен, срок ответа на претензию — </w:t>
+      </w:r>
+      <w:r>
+        <w:t xml:space="preserve">не позднее 23.07.2025</w:t>
+      </w:r>
+      <w:r>
+        <w:t xml:space="preserve">.</w:t>
+      </w:r>
+    </w:p>
+    <w:p/>
+    <w:p/>
+    <w:p/>
+    <w:p>
+      <w:r>
+        <w:rPr>
+          <w:b/>
+        </w:rPr>
+        <w:t xml:space="preserve">9. КОНТРОЛЬНЫЕ ВЕЛИЧИНЫ</w:t>
+      </w:r>
+    </w:p>
+    <w:p>
+      <w:r>
+        <w:t xml:space="preserve">9.1. Контрольная запись: </w:t>
+      </w:r>
+      <w:r>
+        <w:rPr>
+          <w:b/>
+        </w:rPr>
+        <w:t xml:space="preserve">1/3</w:t>
+      </w:r>
+      <w:r>
+        <w:t xml:space="preserve">00 ключевой ставки ЦБ РФ от цены Договора</w:t>
+      </w:r>
+      <w:r>
+        <w:t xml:space="preserve">.</w:t>
+      </w:r>
+    </w:p>
+    <w:p>
+      <w:r>
+        <w:t xml:space="preserve">9.2. Контрольная запись: </w:t>
+      </w:r>
+      <w:r>
+        <w:rPr>
+          <w:b/>
+        </w:rPr>
+        <w:t xml:space="preserve">в течение 1</w:t>
+      </w:r>
+      <w:r>
+        <w:t xml:space="preserve">2 (Двенадцати) месяцев с момента подписания акта</w:t>
+      </w:r>
+      <w:r>
+        <w:t xml:space="preserve">.</w:t>
+      </w:r>
+    </w:p>
+    <w:p>
+      <w:r>
+        <w:t xml:space="preserve">9.3. Контрольная запись: </w:t>
+      </w:r>
+      <w:r>
+        <w:rPr>
+          <w:b/>
+        </w:rPr>
+        <w:t xml:space="preserve">7/20</w:t>
+      </w:r>
+      <w:r>
+        <w:t xml:space="preserve">24-А</w:t>
+      </w:r>
+      <w:r>
+        <w:t xml:space="preserve">.</w:t>
+      </w:r>
+    </w:p>
+    <w:p>
+      <w:r>
+        <w:t xml:space="preserve">9.4. Контрольная запись: </w:t>
+      </w:r>
+      <w:r>
+        <w:t xml:space="preserve">9</w:t>
+        <w:br/>
+        <w:t xml:space="preserve">49 000,62 (Девятьсот сорок девять тысяч) ₽</w:t>
+      </w:r>
+      <w:r>
+        <w:t xml:space="preserve">.</w:t>
+      </w:r>
+    </w:p>
+    <w:p/>
+    <w:p>
+      <w:r>
+        <w:rPr>
+          <w:b/>
+        </w:rPr>
+        <w:t xml:space="preserve">РЕКВИЗИТЫ И ПОДПИСИ СТОРОН</w:t>
+      </w:r>
+    </w:p>
+    <w:p/>
+    <w:tbl>
+      <w:tblPr>
+        <w:tblW w:w="9360" w:type="dxa"/>
+        <w:tblBorders>
+          <w:top w:val="single" w:sz="4" w:color="auto"/>
+          <w:left w:val="single" w:sz="4" w:color="auto"/>
+          <w:bottom w:val="single" w:sz="4" w:color="auto"/>
+          <w:right w:val="single" w:sz="4" w:color="auto"/>
+          <w:insideH w:val="single" w:sz="4" w:color="auto"/>
+          <w:insideV w:val="single" w:sz="4" w:color="auto"/>
+        </w:tblBorders>
+      </w:tblPr>
+      <w:tblGrid>
+        <w:gridCol w:w="4680"/>
+        <w:gridCol w:w="4680"/>
+      </w:tblGrid>
+      <w:tr>
+        <w:tc>
+          <w:tcPr>
+            <w:tcW w:w="4680" w:type="dxa"/>
+          </w:tcPr>
+          <w:p>
+            <w:r>
+              <w:rPr>
+                <w:b/>
+              </w:rPr>
+              <w:t xml:space="preserve">Поставщик:</w:t>
+            </w:r>
+          </w:p>
+          <w:p>
+            <w:r>
+              <w:t xml:space="preserve">ПАО «Гранит»</w:t>
+            </w:r>
+          </w:p>
+          <w:p>
+            <w:r>
+              <w:t xml:space="preserve">Юридический адрес: </w:t>
+            </w:r>
+            <w:r>
+              <w:t xml:space="preserve">170100, г. Тверь, бул. Баумана, д. 48, кв. 197</w:t>
+            </w:r>
+          </w:p>
+          <w:p>
+            <w:r>
+              <w:t xml:space="preserve">ИНН </w:t>
+            </w:r>
+            <w:r>
+              <w:t xml:space="preserve">6340519757</w:t>
+            </w:r>
+            <w:r>
+              <w:t xml:space="preserve"> КПП </w:t>
+            </w:r>
+            <w:r>
+              <w:t xml:space="preserve">214327260</w:t>
+            </w:r>
+          </w:p>
+          <w:p>
+            <w:r>
+              <w:t xml:space="preserve">ОГРН </w:t>
+            </w:r>
+            <w:r>
+              <w:t xml:space="preserve">1426553126163</w:t>
+            </w:r>
+          </w:p>
+          <w:p>
+            <w:r>
+              <w:t xml:space="preserve">р/с </w:t>
+            </w:r>
+            <w:r>
+              <w:t xml:space="preserve">40702810316782145493</w:t>
+            </w:r>
+            <w:r>
+              <w:t xml:space="preserve"> в АО «Альфа-Банк»</w:t>
+            </w:r>
+          </w:p>
+          <w:p>
+            <w:r>
+              <w:t xml:space="preserve">к/с </w:t>
+            </w:r>
+            <w:r>
+              <w:t xml:space="preserve">30101810200000000593</w:t>
+            </w:r>
+            <w:r>
+              <w:t xml:space="preserve"> БИК </w:t>
+            </w:r>
+            <w:r>
+              <w:t xml:space="preserve">044525593</w:t>
+            </w:r>
+          </w:p>
+          <w:p>
+            <w:r>
+              <w:t xml:space="preserve">Тел.: </w:t>
+            </w:r>
+            <w:r>
+              <w:t xml:space="preserve">+7 (383) 976-29-10</w:t>
+            </w:r>
+          </w:p>
+          <w:p>
+            <w:r>
+              <w:t xml:space="preserve">E-mail: </w:t>
+            </w:r>
+            <w:r>
+              <w:t xml:space="preserve">pavlov@corp-tehno.ru</w:t>
+            </w:r>
+          </w:p>
+          <w:p/>
+          <w:p>
+            <w:r>
+              <w:t xml:space="preserve">Директор ______________ </w:t>
+            </w:r>
+            <w:r>
+              <w:t xml:space="preserve">Е. И. Павлов</w:t>
+            </w:r>
+          </w:p>
+        </w:tc>
+        <w:tc>
+          <w:tcPr>
+            <w:tcW w:w="4680" w:type="dxa"/>
+          </w:tcPr>
+          <w:p>
+            <w:r>
               <w:rPr>
                 <w:b/>
               </w:rPr>
@@ -825,7 +904,7 @@
               <w:t xml:space="preserve">Адрес регистрации: </w:t>
             </w:r>
             <w:r>
-              <w:t xml:space="preserve">170100, г. Тверь, ул. Октябрьская, д. 74, кв. 58</w:t>
+              <w:t xml:space="preserve">620014, г. Екатеринбург, бул. Гагарина, д. 19, кв. 48</w:t>
             </w:r>
           </w:p>
           <w:p>
@@ -864,7 +943,7 @@
               <w:t xml:space="preserve">Тел.: </w:t>
             </w:r>
             <w:r>
-              <w:t xml:space="preserve">+7 (846) 514-47-86</w:t>
+              <w:t xml:space="preserve">+7 (812) 177-83-38</w:t>
             </w:r>
           </w:p>
           <w:p>
@@ -872,7 +951,7 @@
               <w:t xml:space="preserve">E-mail: </w:t>
             </w:r>
             <w:r>
-              <w:t xml:space="preserve">krylova@yandex.ru</w:t>
+              <w:t xml:space="preserve">krylova@inbox.ru</w:t>
             </w:r>
           </w:p>
           <w:p/>

--- a/tests/corpus_v2/docs/supply_0014.docx
+++ b/tests/corpus_v2/docs/supply_0014.docx
@@ -120,7 +120,7 @@
         <w:t xml:space="preserve">Поставка осуществляется партиями на основании заявок Покупателя; срок отгрузки партии — </w:t>
       </w:r>
       <w:r>
-        <w:t xml:space="preserve">в течение семи дней с момента выставления счета</w:t>
+        <w:t xml:space="preserve">в течение шестидесяти дней с момента выставления счета</w:t>
       </w:r>
       <w:r>
         <w:t xml:space="preserve">.</w:t>
@@ -140,6 +140,101 @@
       </w:r>
       <w:r>
         <w:t xml:space="preserve">Качество товара должно соответствовать требованиям технических регламентов и подтверждаться сертификатами соответствия.</w:t>
+      </w:r>
+    </w:p>
+    <w:p>
+      <w:r>
+        <w:t xml:space="preserve">1.6. </w:t>
+      </w:r>
+      <w:r>
+        <w:t xml:space="preserve">Товар отгружается по товарной накладной ТОРГ-12 № </w:t>
+      </w:r>
+      <w:r>
+        <w:t xml:space="preserve">045363848</w:t>
+      </w:r>
+      <w:r>
+        <w:t xml:space="preserve">. Каталожный номер изделия — </w:t>
+      </w:r>
+      <w:r>
+        <w:t xml:space="preserve">047012179</w:t>
+      </w:r>
+      <w:r>
+        <w:t xml:space="preserve">. Изделию присвоен заводской номер </w:t>
+      </w:r>
+      <w:r>
+        <w:t xml:space="preserve">040525204</w:t>
+      </w:r>
+      <w:r>
+        <w:t xml:space="preserve">.</w:t>
+      </w:r>
+    </w:p>
+    <w:p>
+      <w:r>
+        <w:t xml:space="preserve">1.7. </w:t>
+      </w:r>
+      <w:r>
+        <w:t xml:space="preserve">Финансирование ведётся по коду целевых средств </w:t>
+      </w:r>
+      <w:r>
+        <w:t xml:space="preserve">041850330</w:t>
+      </w:r>
+      <w:r>
+        <w:t xml:space="preserve"> согласно приказу Минфина России № 157н. </w:t>
+      </w:r>
+      <w:r>
+        <w:t xml:space="preserve">БИК не указан, номер заявки — </w:t>
+      </w:r>
+      <w:r>
+        <w:t xml:space="preserve">049786242</w:t>
+      </w:r>
+      <w:r>
+        <w:t xml:space="preserve">.</w:t>
+      </w:r>
+    </w:p>
+    <w:p>
+      <w:r>
+        <w:t xml:space="preserve">1.8. </w:t>
+      </w:r>
+      <w:r>
+        <w:t xml:space="preserve">Расчёты за коммунальные услуги ведутся по лицевому счёту абонента </w:t>
+      </w:r>
+      <w:r>
+        <w:t xml:space="preserve">84727761648</w:t>
+      </w:r>
+      <w:r>
+        <w:t xml:space="preserve">. Спецификация зарегистрирована за номером </w:t>
+      </w:r>
+      <w:r>
+        <w:t xml:space="preserve">82283077382</w:t>
+      </w:r>
+      <w:r>
+        <w:t xml:space="preserve">. Заводской номер прибора учёта — </w:t>
+      </w:r>
+      <w:r>
+        <w:t xml:space="preserve">80326803519</w:t>
+      </w:r>
+      <w:r>
+        <w:t xml:space="preserve">.</w:t>
+      </w:r>
+    </w:p>
+    <w:p>
+      <w:r>
+        <w:t xml:space="preserve">1.9. </w:t>
+      </w:r>
+      <w:r>
+        <w:t xml:space="preserve">Партия внесена в реестр под номером </w:t>
+      </w:r>
+      <w:r>
+        <w:t xml:space="preserve">87224357964</w:t>
+      </w:r>
+      <w:r>
+        <w:t xml:space="preserve"> в порядке статьи 434 Гражданского кодекса Российской Федерации. Исходящий номер уведомления — </w:t>
+      </w:r>
+      <w:r>
+        <w:t xml:space="preserve">83058487980</w:t>
+      </w:r>
+      <w:r>
+        <w:t xml:space="preserve">.</w:t>
       </w:r>
     </w:p>
     <w:p/>
@@ -156,7 +251,7 @@
         <w:t xml:space="preserve">2.1. Общая цена Договора: </w:t>
       </w:r>
       <w:r>
-        <w:t xml:space="preserve">33 700 000 (Тридцать три миллиона семьсот тысяч) руб. 00 копеек</w:t>
+        <w:t xml:space="preserve">39 200 000 (Тридцать девять миллионов двести тысяч) руб. 00 копеек</w:t>
       </w:r>
       <w:r>
         <w:t xml:space="preserve">, в т.ч. НДС </w:t>
@@ -179,7 +274,7 @@
         <w:t xml:space="preserve">, но не более </w:t>
       </w:r>
       <w:r>
-        <w:t xml:space="preserve">5 (пять) процентов от цены Договора</w:t>
+        <w:t xml:space="preserve">20 (двадцать) процентов от цены Договора</w:t>
       </w:r>
       <w:r>
         <w:t xml:space="preserve">.</w:t>
@@ -190,7 +285,7 @@
         <w:t xml:space="preserve">2.3. Срок оплаты — </w:t>
       </w:r>
       <w:r>
-        <w:t xml:space="preserve">в течение 12 месяцев со дня предъявления требования</w:t>
+        <w:t xml:space="preserve">в течение 24 месяцев со дня предъявления требования</w:t>
       </w:r>
       <w:r>
         <w:t xml:space="preserve">.</w:t>
@@ -210,7 +305,7 @@
         <w:t xml:space="preserve">, артикул </w:t>
       </w:r>
       <w:r>
-        <w:t xml:space="preserve">RM-4401-22</w:t>
+        <w:t xml:space="preserve">RM-6074-48</w:t>
       </w:r>
       <w:r>
         <w:t xml:space="preserve">, код </w:t>
@@ -270,43 +365,43 @@
         <w:t xml:space="preserve">. Товар отгружается с сопроводительным документом паспорт качества № </w:t>
       </w:r>
       <w:r>
-        <w:t xml:space="preserve">34 13 303868</w:t>
+        <w:t xml:space="preserve">51 11 444112</w:t>
       </w:r>
       <w:r>
         <w:t xml:space="preserve">. К партии приложен паспорт изделия № </w:t>
       </w:r>
       <w:r>
-        <w:t xml:space="preserve">69 07 751664</w:t>
+        <w:t xml:space="preserve">06 19 997900</w:t>
       </w:r>
       <w:r>
         <w:t xml:space="preserve">. Оборудование поставляется с паспортом транспортного средства № </w:t>
       </w:r>
       <w:r>
-        <w:t xml:space="preserve">10 02 236586</w:t>
+        <w:t xml:space="preserve">94 16 103041</w:t>
       </w:r>
       <w:r>
         <w:t xml:space="preserve">. Приёмка производится согласно техническому паспорту </w:t>
       </w:r>
       <w:r>
-        <w:t xml:space="preserve">88 13 475657</w:t>
+        <w:t xml:space="preserve">46 01 506805</w:t>
       </w:r>
       <w:r>
         <w:t xml:space="preserve">. СНИЛС не указан, номер заказа </w:t>
       </w:r>
       <w:r>
-        <w:t xml:space="preserve">771-820-730 06</w:t>
+        <w:t xml:space="preserve">465-766-276 62</w:t>
       </w:r>
       <w:r>
         <w:t xml:space="preserve">. Дата рождения не проставлена, документ выдан </w:t>
       </w:r>
       <w:r>
-        <w:t xml:space="preserve">08.03.2015</w:t>
+        <w:t xml:space="preserve">22.03.2023</w:t>
       </w:r>
       <w:r>
         <w:t xml:space="preserve">. Код подразделения, см. артикул </w:t>
       </w:r>
       <w:r>
-        <w:t xml:space="preserve">042-399</w:t>
+        <w:t xml:space="preserve">223-269</w:t>
       </w:r>
       <w:r>
         <w:t xml:space="preserve">. Цена — </w:t>
@@ -326,25 +421,25 @@
         <w:t xml:space="preserve">Товар маркирован штрихкодом </w:t>
       </w:r>
       <w:r>
-        <w:t xml:space="preserve">4602795081711</w:t>
+        <w:t xml:space="preserve">4604550040914</w:t>
       </w:r>
       <w:r>
         <w:t xml:space="preserve">. Код контрагента по ОКПО — </w:t>
       </w:r>
       <w:r>
-        <w:t xml:space="preserve">6610837869</w:t>
+        <w:t xml:space="preserve">2950148204</w:t>
       </w:r>
       <w:r>
         <w:t xml:space="preserve">. Оборудование учтено под инвентарным номером </w:t>
       </w:r>
       <w:r>
-        <w:t xml:space="preserve">040768572</w:t>
+        <w:t xml:space="preserve">049845362</w:t>
       </w:r>
       <w:r>
         <w:t xml:space="preserve">, складской позиции присвоен номер </w:t>
       </w:r>
       <w:r>
-        <w:t xml:space="preserve">681281094</w:t>
+        <w:t xml:space="preserve">333380453</w:t>
       </w:r>
       <w:r>
         <w:t xml:space="preserve">.</w:t>
@@ -358,19 +453,19 @@
         <w:t xml:space="preserve">Оплата по счёту-фактуре на КБК </w:t>
       </w:r>
       <w:r>
-        <w:t xml:space="preserve">18210101011011000189</w:t>
+        <w:t xml:space="preserve">18210101011011000155</w:t>
       </w:r>
       <w:r>
         <w:t xml:space="preserve">. ИНН не присвоен, регистрационный № </w:t>
       </w:r>
       <w:r>
-        <w:t xml:space="preserve">8576245969</w:t>
+        <w:t xml:space="preserve">9619504740</w:t>
       </w:r>
       <w:r>
         <w:t xml:space="preserve">. ИНН не присвоен, платёжный документ № </w:t>
       </w:r>
       <w:r>
-        <w:t xml:space="preserve">148096611499</w:t>
+        <w:t xml:space="preserve">928766575744</w:t>
       </w:r>
       <w:r>
         <w:t xml:space="preserve">. Заказчик действует в лице </w:t>
@@ -390,7 +485,7 @@
         <w:t xml:space="preserve">Массовая доля влаги в товаре — </w:t>
       </w:r>
       <w:r>
-        <w:t xml:space="preserve">не более 12 %</w:t>
+        <w:t xml:space="preserve">не более 10 %</w:t>
       </w:r>
       <w:r>
         <w:t xml:space="preserve">. Товар подлежит хранению </w:t>
@@ -465,7 +560,7 @@
           </w:tcPr>
           <w:p>
             <w:r>
-              <w:t xml:space="preserve">7705578638</w:t>
+              <w:t xml:space="preserve">0152416107</w:t>
             </w:r>
           </w:p>
         </w:tc>
@@ -493,7 +588,7 @@
         <w:t xml:space="preserve">Полномочия подтверждаются свидетельством о рождении, выдано </w:t>
       </w:r>
       <w:r>
-        <w:t xml:space="preserve">11.05.2013</w:t>
+        <w:t xml:space="preserve">07.11.2020</w:t>
       </w:r>
       <w:r>
         <w:t xml:space="preserve"> отделом ЗАГС.</w:t>
@@ -522,7 +617,7 @@
           </w:tcPr>
           <w:p>
             <w:r>
-              <w:t xml:space="preserve">2</w:t>
+              <w:t xml:space="preserve">4</w:t>
             </w:r>
           </w:p>
         </w:tc>
@@ -572,7 +667,7 @@
         <w:t xml:space="preserve">3.1. Место исполнения обязательств: </w:t>
       </w:r>
       <w:r>
-        <w:t xml:space="preserve">143400, г. Красногорск, наб. Баумана, д. 88, кв. 27</w:t>
+        <w:t xml:space="preserve">620014, г. Екатеринбург, проезд Лесная, д. 67, кв. 159</w:t>
       </w:r>
       <w:r>
         <w:t xml:space="preserve">.</w:t>
@@ -589,7 +684,7 @@
         <w:t xml:space="preserve"> по телефону </w:t>
       </w:r>
       <w:r>
-        <w:t xml:space="preserve">+7 (846) 814-96-52</w:t>
+        <w:t xml:space="preserve">+7 (499) 748-62-64</w:t>
       </w:r>
       <w:r>
         <w:t xml:space="preserve">.</w:t>
@@ -600,7 +695,111 @@
         <w:t xml:space="preserve">3.3. Срок исполнения обязательств — </w:t>
       </w:r>
       <w:r>
-        <w:t xml:space="preserve">в течение семи рабочих дней с даты подписания Сторонами акта сдачи-приемки оказанных услуг</w:t>
+        <w:t xml:space="preserve">в течение тридцати рабочих дней с даты подписания Сторонами акта сдачи-приемки оказанных услуг</w:t>
+      </w:r>
+      <w:r>
+        <w:t xml:space="preserve">.</w:t>
+      </w:r>
+    </w:p>
+    <w:p>
+      <w:r>
+        <w:t xml:space="preserve">3.4. </w:t>
+      </w:r>
+      <w:r>
+        <w:t xml:space="preserve">Работы выполняются за счёт средств бюджета по коду бюджетной классификации </w:t>
+      </w:r>
+      <w:r>
+        <w:t xml:space="preserve">18205433933180794821</w:t>
+      </w:r>
+      <w:r>
+        <w:t xml:space="preserve">. Показания счётчика снимаются по прибору с заводским номером </w:t>
+      </w:r>
+      <w:r>
+        <w:t xml:space="preserve">39431824539123417834</w:t>
+      </w:r>
+      <w:r>
+        <w:t xml:space="preserve">.</w:t>
+      </w:r>
+    </w:p>
+    <w:p>
+      <w:r>
+        <w:t xml:space="preserve">3.5. </w:t>
+      </w:r>
+      <w:r>
+        <w:t xml:space="preserve">Счёт на оплату содержит УИН </w:t>
+      </w:r>
+      <w:r>
+        <w:t xml:space="preserve">18209004619884924911</w:t>
+      </w:r>
+      <w:r>
+        <w:t xml:space="preserve">. Счёт-проформа зарегистрирован за номером </w:t>
+      </w:r>
+      <w:r>
+        <w:t xml:space="preserve">77802454674082108562</w:t>
+      </w:r>
+      <w:r>
+        <w:t xml:space="preserve">. Очерёдность списания со счёта определяется статьёй 855 Гражданского кодекса Российской Федерации, код вида дохода — </w:t>
+      </w:r>
+      <w:r>
+        <w:t xml:space="preserve">18210694971383290139</w:t>
+      </w:r>
+      <w:r>
+        <w:t xml:space="preserve">.</w:t>
+      </w:r>
+    </w:p>
+    <w:p>
+      <w:r>
+        <w:t xml:space="preserve">3.6. </w:t>
+      </w:r>
+      <w:r>
+        <w:t xml:space="preserve">ИНН иностранному контрагенту не присваивается, номер в торговом реестре </w:t>
+      </w:r>
+      <w:r>
+        <w:t xml:space="preserve">6223064819</w:t>
+      </w:r>
+      <w:r>
+        <w:t xml:space="preserve">. ИНН приводится в приложении; номер спецификации — </w:t>
+      </w:r>
+      <w:r>
+        <w:t xml:space="preserve">7592588087</w:t>
+      </w:r>
+      <w:r>
+        <w:t xml:space="preserve">. В силу статьи 84 Налогового кодекса Российской Федерации ИНН присваивается налоговым органом; номер решения — </w:t>
+      </w:r>
+      <w:r>
+        <w:t xml:space="preserve">7705578638</w:t>
+      </w:r>
+      <w:r>
+        <w:t xml:space="preserve">.</w:t>
+      </w:r>
+    </w:p>
+    <w:p>
+      <w:r>
+        <w:t xml:space="preserve">3.7. </w:t>
+      </w:r>
+      <w:r>
+        <w:t xml:space="preserve">Партии присвоен номер прослеживаемости </w:t>
+      </w:r>
+      <w:r>
+        <w:t xml:space="preserve">1248532618</w:t>
+      </w:r>
+      <w:r>
+        <w:t xml:space="preserve">. Массовая доля примеси в товаре — не более </w:t>
+      </w:r>
+      <w:r>
+        <w:t xml:space="preserve">0,2 %</w:t>
+      </w:r>
+      <w:r>
+        <w:t xml:space="preserve">. Прибор имеет погрешность не более </w:t>
+      </w:r>
+      <w:r>
+        <w:t xml:space="preserve">0,6 %</w:t>
+      </w:r>
+      <w:r>
+        <w:t xml:space="preserve">. Заводской номер поставляемого станка — </w:t>
+      </w:r>
+      <w:r>
+        <w:t xml:space="preserve">4630711504</w:t>
       </w:r>
       <w:r>
         <w:t xml:space="preserve">.</w:t>
@@ -659,7 +858,7 @@
         <w:t xml:space="preserve">Сторона, для которой создалась невозможность исполнения, обязана уведомить другую Сторону. Срок уведомления — </w:t>
       </w:r>
       <w:r>
-        <w:t xml:space="preserve">в течение 45 (Сорока пяти) банковских дней с момента выставления счета</w:t>
+        <w:t xml:space="preserve">в течение 10 (Десяти) банковских дней с момента выставления счета</w:t>
       </w:r>
       <w:r>
         <w:t xml:space="preserve">.</w:t>
@@ -673,7 +872,125 @@
         <w:t xml:space="preserve">Все споры и разногласия решаются путём переговоров. Претензионный порядок обязателен, срок ответа на претензию — </w:t>
       </w:r>
       <w:r>
-        <w:t xml:space="preserve">не позднее 23.07.2025</w:t>
+        <w:t xml:space="preserve">не позднее 25.11.2026</w:t>
+      </w:r>
+      <w:r>
+        <w:t xml:space="preserve">.</w:t>
+      </w:r>
+    </w:p>
+    <w:p>
+      <w:r>
+        <w:t xml:space="preserve">4.6. </w:t>
+      </w:r>
+      <w:r>
+        <w:t xml:space="preserve">ИНН физического лица отсутствует, лицевой счёт абонента </w:t>
+      </w:r>
+      <w:r>
+        <w:t xml:space="preserve">983168006047</w:t>
+      </w:r>
+      <w:r>
+        <w:t xml:space="preserve">. ИНН указан в приложении; номенклатурный код позиции — </w:t>
+      </w:r>
+      <w:r>
+        <w:t xml:space="preserve">195232219649</w:t>
+      </w:r>
+      <w:r>
+        <w:t xml:space="preserve">. ИНН физического лица обрабатывается в порядке статьи 86 Налогового кодекса Российской Федерации; номер запроса — </w:t>
+      </w:r>
+      <w:r>
+        <w:t xml:space="preserve">161010459781</w:t>
+      </w:r>
+      <w:r>
+        <w:t xml:space="preserve">.</w:t>
+      </w:r>
+    </w:p>
+    <w:p>
+      <w:r>
+        <w:t xml:space="preserve">4.7. </w:t>
+      </w:r>
+      <w:r>
+        <w:t xml:space="preserve">Товарная накладная на партию имеет номер </w:t>
+      </w:r>
+      <w:r>
+        <w:t xml:space="preserve">929310379687</w:t>
+      </w:r>
+      <w:r>
+        <w:t xml:space="preserve">. Контрольный модуль имеет заводской номер </w:t>
+      </w:r>
+      <w:r>
+        <w:t xml:space="preserve">942762643692</w:t>
+      </w:r>
+      <w:r>
+        <w:t xml:space="preserve">. Уклон кровли поставляемого сооружения — </w:t>
+      </w:r>
+      <w:r>
+        <w:t xml:space="preserve">2 %</w:t>
+      </w:r>
+      <w:r>
+        <w:t xml:space="preserve">.</w:t>
+      </w:r>
+    </w:p>
+    <w:p>
+      <w:r>
+        <w:t xml:space="preserve">4.8. </w:t>
+      </w:r>
+      <w:r>
+        <w:t xml:space="preserve">Законом установлена предельная доля иностранного участия — </w:t>
+      </w:r>
+      <w:r>
+        <w:t xml:space="preserve">25 %</w:t>
+      </w:r>
+      <w:r>
+        <w:t xml:space="preserve">, как предусмотрено Федеральным законом о порядке осуществления иностранных инвестиций. Приложение № 3 к Договору содержит долю брака, не превышающую </w:t>
+      </w:r>
+      <w:r>
+        <w:t xml:space="preserve">3,3 %</w:t>
+      </w:r>
+      <w:r>
+        <w:t xml:space="preserve">.</w:t>
+      </w:r>
+    </w:p>
+    <w:p>
+      <w:r>
+        <w:t xml:space="preserve">4.9. </w:t>
+      </w:r>
+      <w:r>
+        <w:t xml:space="preserve">Срок годности товара — </w:t>
+      </w:r>
+      <w:r>
+        <w:t xml:space="preserve">в течение 24 месяцев</w:t>
+      </w:r>
+      <w:r>
+        <w:t xml:space="preserve"> с даты изготовления. Бетонная смесь выдерживается </w:t>
+      </w:r>
+      <w:r>
+        <w:t xml:space="preserve">в течение 72 часов</w:t>
+      </w:r>
+      <w:r>
+        <w:t xml:space="preserve"> при температуре не ниже +5 °C.</w:t>
+      </w:r>
+    </w:p>
+    <w:p>
+      <w:r>
+        <w:t xml:space="preserve">4.10. </w:t>
+      </w:r>
+      <w:r>
+        <w:t xml:space="preserve">Требования по качеству работ заявляются </w:t>
+      </w:r>
+      <w:r>
+        <w:t xml:space="preserve">в течение одного года</w:t>
+      </w:r>
+      <w:r>
+        <w:t xml:space="preserve"> в силу статьи 725 Гражданского кодекса Российской Федерации. Поставщик работает на рынке </w:t>
+      </w:r>
+      <w:r>
+        <w:t xml:space="preserve">в течение 16 лет</w:t>
+      </w:r>
+      <w:r>
+        <w:t xml:space="preserve">. Окончание отчётного периода — </w:t>
+      </w:r>
+      <w:r>
+        <w:t xml:space="preserve">не позднее 20.03.2028</w:t>
       </w:r>
       <w:r>
         <w:t xml:space="preserve">.</w:t>
@@ -732,10 +1049,10 @@
         <w:rPr>
           <w:b/>
         </w:rPr>
-        <w:t xml:space="preserve">7/20</w:t>
-      </w:r>
-      <w:r>
-        <w:t xml:space="preserve">24-А</w:t>
+        <w:t xml:space="preserve">99/20</w:t>
+      </w:r>
+      <w:r>
+        <w:t xml:space="preserve">24-С</w:t>
       </w:r>
       <w:r>
         <w:t xml:space="preserve">.</w:t>
@@ -746,9 +1063,9 @@
         <w:t xml:space="preserve">9.4. Контрольная запись: </w:t>
       </w:r>
       <w:r>
-        <w:t xml:space="preserve">9</w:t>
+        <w:t xml:space="preserve">25 6</w:t>
         <w:br/>
-        <w:t xml:space="preserve">49 000,62 (Девятьсот сорок девять тысяч) ₽</w:t>
+        <w:t xml:space="preserve">00 000,03 (Двадцать пять миллионов шестьсот тысяч) ₽</w:t>
       </w:r>
       <w:r>
         <w:t xml:space="preserve">.</w:t>
@@ -803,7 +1120,15 @@
               <w:t xml:space="preserve">Юридический адрес: </w:t>
             </w:r>
             <w:r>
-              <w:t xml:space="preserve">170100, г. Тверь, бул. Баумана, д. 48, кв. 197</w:t>
+              <w:t xml:space="preserve">443010, г. Самара, наб. Строителей, д. 9, кв. 86</w:t>
+            </w:r>
+          </w:p>
+          <w:p>
+            <w:r>
+              <w:t xml:space="preserve">Почтовый адрес: </w:t>
+            </w:r>
+            <w:r>
+              <w:t xml:space="preserve">443010, г. Самара, бул. Гагарина, д. 78, кв. 133</w:t>
             </w:r>
           </w:p>
           <w:p>
@@ -858,7 +1183,7 @@
               <w:t xml:space="preserve">Тел.: </w:t>
             </w:r>
             <w:r>
-              <w:t xml:space="preserve">+7 (383) 976-29-10</w:t>
+              <w:t xml:space="preserve">+7 (846) 256-71-84</w:t>
             </w:r>
           </w:p>
           <w:p>
@@ -866,7 +1191,7 @@
               <w:t xml:space="preserve">E-mail: </w:t>
             </w:r>
             <w:r>
-              <w:t xml:space="preserve">pavlov@corp-tehno.ru</w:t>
+              <w:t xml:space="preserve">pavlov@mail.ru</w:t>
             </w:r>
           </w:p>
           <w:p/>
@@ -904,7 +1229,7 @@
               <w:t xml:space="preserve">Адрес регистрации: </w:t>
             </w:r>
             <w:r>
-              <w:t xml:space="preserve">620014, г. Екатеринбург, бул. Гагарина, д. 19, кв. 48</w:t>
+              <w:t xml:space="preserve">620014, г. Екатеринбург, ул. Гагарина, д. 22, кв. 200</w:t>
             </w:r>
           </w:p>
           <w:p>
@@ -943,7 +1268,7 @@
               <w:t xml:space="preserve">Тел.: </w:t>
             </w:r>
             <w:r>
-              <w:t xml:space="preserve">+7 (812) 177-83-38</w:t>
+              <w:t xml:space="preserve">+7 (843) 552-37-68</w:t>
             </w:r>
           </w:p>
           <w:p>
@@ -951,7 +1276,7 @@
               <w:t xml:space="preserve">E-mail: </w:t>
             </w:r>
             <w:r>
-              <w:t xml:space="preserve">krylova@inbox.ru</w:t>
+              <w:t xml:space="preserve">krylova@list.ru</w:t>
             </w:r>
           </w:p>
           <w:p/>

--- a/tests/corpus_v2/docs/supply_0014.docx
+++ b/tests/corpus_v2/docs/supply_0014.docx
@@ -1066,6 +1066,37 @@
         <w:t xml:space="preserve">25 6</w:t>
         <w:br/>
         <w:t xml:space="preserve">00 000,03 (Двадцать пять миллионов шестьсот тысяч) ₽</w:t>
+      </w:r>
+      <w:r>
+        <w:t xml:space="preserve">.</w:t>
+      </w:r>
+    </w:p>
+    <w:p/>
+    <w:p>
+      <w:r>
+        <w:rPr>
+          <w:b/>
+        </w:rPr>
+        <w:t xml:space="preserve">6. ОСОБЫЕ УСЛОВИЯ ОТДЕЛЬНЫХ ВИДОВ ДАННЫХ</w:t>
+      </w:r>
+    </w:p>
+    <w:p>
+      <w:r>
+        <w:t xml:space="preserve">6.1. Полномочия представителя подтверждены доверенностью, реестровый номер </w:t>
+      </w:r>
+      <w:r>
+        <w:t xml:space="preserve">78/1445-н/78-2022-12-7</w:t>
+      </w:r>
+      <w:r>
+        <w:t xml:space="preserve">.</w:t>
+      </w:r>
+    </w:p>
+    <w:p>
+      <w:r>
+        <w:t xml:space="preserve">6.2. Для сопоставления в учёте указывается: </w:t>
+      </w:r>
+      <w:r>
+        <w:t xml:space="preserve">ГОСТ Р 52044-2003</w:t>
       </w:r>
       <w:r>
         <w:t xml:space="preserve">.</w:t>

--- a/tests/corpus_v2/docs/supply_0014.docx
+++ b/tests/corpus_v2/docs/supply_0014.docx
@@ -1082,21 +1082,87 @@
     </w:p>
     <w:p>
       <w:r>
-        <w:t xml:space="preserve">6.1. Полномочия представителя подтверждены доверенностью, реестровый номер </w:t>
-      </w:r>
-      <w:r>
-        <w:t xml:space="preserve">78/1445-н/78-2022-12-7</w:t>
-      </w:r>
-      <w:r>
-        <w:t xml:space="preserve">.</w:t>
-      </w:r>
-    </w:p>
-    <w:p>
-      <w:r>
-        <w:t xml:space="preserve">6.2. Для сопоставления в учёте указывается: </w:t>
-      </w:r>
-      <w:r>
-        <w:t xml:space="preserve">ГОСТ Р 52044-2003</w:t>
+        <w:t xml:space="preserve">6.1. Работы выполняются на основании ранее заключённого Договора № </w:t>
+      </w:r>
+      <w:r>
+        <w:t xml:space="preserve">СУБ-44/2023</w:t>
+      </w:r>
+      <w:r>
+        <w:t xml:space="preserve"> между теми же сторонами.</w:t>
+      </w:r>
+    </w:p>
+    <w:p>
+      <w:r>
+        <w:t xml:space="preserve">6.2. Первичные документы: </w:t>
+      </w:r>
+      <w:r>
+        <w:t xml:space="preserve">лицензия Л035-01298-77/00123456 Рособрнадзора</w:t>
+      </w:r>
+      <w:r>
+        <w:t xml:space="preserve">.</w:t>
+      </w:r>
+    </w:p>
+    <w:p>
+      <w:r>
+        <w:t xml:space="preserve">6.3. Запись о лицензии внесена в реестр за регистрационным номером </w:t>
+      </w:r>
+      <w:r>
+        <w:t xml:space="preserve">895217304</w:t>
+      </w:r>
+      <w:r>
+        <w:t xml:space="preserve">.</w:t>
+      </w:r>
+    </w:p>
+    <w:p>
+      <w:r>
+        <w:t xml:space="preserve">6.4. Внутренний учёт ведётся отдельно: </w:t>
+      </w:r>
+      <w:r>
+        <w:t xml:space="preserve">сведения внесены в реестр, номер записи не присвоен</w:t>
+      </w:r>
+      <w:r>
+        <w:t xml:space="preserve">.</w:t>
+      </w:r>
+    </w:p>
+    <w:p>
+      <w:r>
+        <w:t xml:space="preserve">6.5. Полномочия представителя подтверждены доверенностью, реестровый номер </w:t>
+      </w:r>
+      <w:r>
+        <w:t xml:space="preserve">77/714-н/77-2024-1-502</w:t>
+      </w:r>
+      <w:r>
+        <w:t xml:space="preserve">.</w:t>
+      </w:r>
+    </w:p>
+    <w:p>
+      <w:r>
+        <w:t xml:space="preserve">6.6. Для сопоставления в учёте указывается: </w:t>
+      </w:r>
+      <w:r>
+        <w:t xml:space="preserve">срок действия 12/2024-06/2025</w:t>
+      </w:r>
+      <w:r>
+        <w:t xml:space="preserve">.</w:t>
+      </w:r>
+    </w:p>
+    <w:p>
+      <w:r>
+        <w:t xml:space="preserve">6.7. Решение принято большинством в </w:t>
+      </w:r>
+      <w:r>
+        <w:t xml:space="preserve">40 % уставного капитала</w:t>
+      </w:r>
+      <w:r>
+        <w:t xml:space="preserve"> от общего числа голосов членов совета директоров.</w:t>
+      </w:r>
+    </w:p>
+    <w:p>
+      <w:r>
+        <w:t xml:space="preserve">6.8. Кворум определяется уставом: </w:t>
+      </w:r>
+      <w:r>
+        <w:t xml:space="preserve">большинством в две трети голосов</w:t>
       </w:r>
       <w:r>
         <w:t xml:space="preserve">.</w:t>

--- a/tests/corpus_v2/docs/supply_0014.docx
+++ b/tests/corpus_v2/docs/supply_0014.docx
@@ -1082,10 +1082,32 @@
     </w:p>
     <w:p>
       <w:r>
-        <w:t xml:space="preserve">6.1. Работы выполняются на основании ранее заключённого Договора № </w:t>
-      </w:r>
-      <w:r>
-        <w:t xml:space="preserve">СУБ-44/2023</w:t>
+        <w:t xml:space="preserve">6.1. Стороны ранее заключили </w:t>
+      </w:r>
+      <w:r>
+        <w:t xml:space="preserve">договор поставки</w:t>
+      </w:r>
+      <w:r>
+        <w:t xml:space="preserve"> на сопоставимых условиях.</w:t>
+      </w:r>
+    </w:p>
+    <w:p>
+      <w:r>
+        <w:t xml:space="preserve">6.2. Прочие условия: </w:t>
+      </w:r>
+      <w:r>
+        <w:t xml:space="preserve">реквизиты первичных документов приведены в приложении</w:t>
+      </w:r>
+      <w:r>
+        <w:t xml:space="preserve">.</w:t>
+      </w:r>
+    </w:p>
+    <w:p>
+      <w:r>
+        <w:t xml:space="preserve">6.3. Работы выполняются на основании ранее заключённого Договора № </w:t>
+      </w:r>
+      <w:r>
+        <w:t xml:space="preserve">17595/001-сс</w:t>
       </w:r>
       <w:r>
         <w:t xml:space="preserve"> между теми же сторонами.</w:t>
@@ -1093,29 +1115,73 @@
     </w:p>
     <w:p>
       <w:r>
-        <w:t xml:space="preserve">6.2. Первичные документы: </w:t>
-      </w:r>
-      <w:r>
-        <w:t xml:space="preserve">лицензия Л035-01298-77/00123456 Рособрнадзора</w:t>
-      </w:r>
-      <w:r>
-        <w:t xml:space="preserve">.</w:t>
-      </w:r>
-    </w:p>
-    <w:p>
-      <w:r>
-        <w:t xml:space="preserve">6.3. Запись о лицензии внесена в реестр за регистрационным номером </w:t>
-      </w:r>
-      <w:r>
-        <w:t xml:space="preserve">895217304</w:t>
-      </w:r>
-      <w:r>
-        <w:t xml:space="preserve">.</w:t>
-      </w:r>
-    </w:p>
-    <w:p>
-      <w:r>
-        <w:t xml:space="preserve">6.4. Внутренний учёт ведётся отдельно: </w:t>
+        <w:t xml:space="preserve">6.4. Первичные документы: </w:t>
+      </w:r>
+      <w:r>
+        <w:t xml:space="preserve">как указано в пункте 4.2 настоящего Договора</w:t>
+      </w:r>
+      <w:r>
+        <w:t xml:space="preserve">.</w:t>
+      </w:r>
+    </w:p>
+    <w:p>
+      <w:r>
+        <w:t xml:space="preserve">6.5. Паспорт гражданина Российской Федерации выдан </w:t>
+      </w:r>
+      <w:r>
+        <w:t xml:space="preserve">УМВД России по Владимирской области</w:t>
+      </w:r>
+      <w:r>
+        <w:t xml:space="preserve">, паспорт предъявлен при подписании.</w:t>
+      </w:r>
+    </w:p>
+    <w:p>
+      <w:r>
+        <w:t xml:space="preserve">6.6. Сопутствующие сведения: </w:t>
+      </w:r>
+      <w:r>
+        <w:t xml:space="preserve">паспорт выдан, реквизиты приведены в приложении</w:t>
+      </w:r>
+      <w:r>
+        <w:t xml:space="preserve">.</w:t>
+      </w:r>
+    </w:p>
+    <w:p>
+      <w:r>
+        <w:t xml:space="preserve">6.7. Запись о государственной регистрации внесена регистрирующим органом: </w:t>
+      </w:r>
+      <w:r>
+        <w:t xml:space="preserve">МИФНС России № 15 по Санкт-Петербургу</w:t>
+      </w:r>
+      <w:r>
+        <w:t xml:space="preserve">.</w:t>
+      </w:r>
+    </w:p>
+    <w:p>
+      <w:r>
+        <w:t xml:space="preserve">6.8. Общие сведения о регистрации: </w:t>
+      </w:r>
+      <w:r>
+        <w:t xml:space="preserve">сведения о юридическом лице содержатся в ЕГРЮЛ</w:t>
+      </w:r>
+      <w:r>
+        <w:t xml:space="preserve">.</w:t>
+      </w:r>
+    </w:p>
+    <w:p>
+      <w:r>
+        <w:t xml:space="preserve">6.9. Запись о лицензии внесена в реестр за регистрационным номером </w:t>
+      </w:r>
+      <w:r>
+        <w:t xml:space="preserve">731004592</w:t>
+      </w:r>
+      <w:r>
+        <w:t xml:space="preserve">.</w:t>
+      </w:r>
+    </w:p>
+    <w:p>
+      <w:r>
+        <w:t xml:space="preserve">6.10. Внутренний учёт ведётся отдельно: </w:t>
       </w:r>
       <w:r>
         <w:t xml:space="preserve">сведения внесены в реестр, номер записи не присвоен</w:t>
@@ -1126,32 +1192,32 @@
     </w:p>
     <w:p>
       <w:r>
-        <w:t xml:space="preserve">6.5. Полномочия представителя подтверждены доверенностью, реестровый номер </w:t>
-      </w:r>
-      <w:r>
-        <w:t xml:space="preserve">77/714-н/77-2024-1-502</w:t>
-      </w:r>
-      <w:r>
-        <w:t xml:space="preserve">.</w:t>
-      </w:r>
-    </w:p>
-    <w:p>
-      <w:r>
-        <w:t xml:space="preserve">6.6. Для сопоставления в учёте указывается: </w:t>
-      </w:r>
-      <w:r>
-        <w:t xml:space="preserve">срок действия 12/2024-06/2025</w:t>
-      </w:r>
-      <w:r>
-        <w:t xml:space="preserve">.</w:t>
-      </w:r>
-    </w:p>
-    <w:p>
-      <w:r>
-        <w:t xml:space="preserve">6.7. Решение принято большинством в </w:t>
-      </w:r>
-      <w:r>
-        <w:t xml:space="preserve">40 % уставного капитала</w:t>
+        <w:t xml:space="preserve">6.11. Полномочия представителя подтверждены доверенностью, реестровый номер </w:t>
+      </w:r>
+      <w:r>
+        <w:t xml:space="preserve">78/1445-н/78-2022-12-7</w:t>
+      </w:r>
+      <w:r>
+        <w:t xml:space="preserve">.</w:t>
+      </w:r>
+    </w:p>
+    <w:p>
+      <w:r>
+        <w:t xml:space="preserve">6.12. Для сопоставления в учёте указывается: </w:t>
+      </w:r>
+      <w:r>
+        <w:t xml:space="preserve">пп. 4/5-1 и 7/2-3 Правил страхования</w:t>
+      </w:r>
+      <w:r>
+        <w:t xml:space="preserve">.</w:t>
+      </w:r>
+    </w:p>
+    <w:p>
+      <w:r>
+        <w:t xml:space="preserve">6.13. Решение принято большинством в </w:t>
+      </w:r>
+      <w:r>
+        <w:t xml:space="preserve">9 % уставного капитала общества</w:t>
       </w:r>
       <w:r>
         <w:t xml:space="preserve"> от общего числа голосов членов совета директоров.</w:t>
@@ -1159,7 +1225,7 @@
     </w:p>
     <w:p>
       <w:r>
-        <w:t xml:space="preserve">6.8. Кворум определяется уставом: </w:t>
+        <w:t xml:space="preserve">6.14. Кворум определяется уставом: </w:t>
       </w:r>
       <w:r>
         <w:t xml:space="preserve">большинством в две трети голосов</w:t>

--- a/tests/corpus_v2/docs/supply_0014.docx
+++ b/tests/corpus_v2/docs/supply_0014.docx
@@ -39,7 +39,7 @@
         <w:t xml:space="preserve">     </w:t>
       </w:r>
       <w:r>
-        <w:t xml:space="preserve">2 ноября 2025 г.</w:t>
+        <w:t xml:space="preserve">2 ноября 2025 года</w:t>
       </w:r>
     </w:p>
     <w:p/>
